--- a/manuscript/kodama_cpp_jmlr_self_review.docx
+++ b/manuscript/kodama_cpp_jmlr_self_review.docx
@@ -53,7 +53,7 @@
     </w:p>
     <w:p>
       <w:r>
-        <w:t>The manuscript now reads as a software-methods submission rather than a checklist. It formalizes KODAMA as cross-validated accuracy maximization, separates raw CV accuracy from proposal acceptance scores and external diagnostics, compares the C++/CUDA library with the public R-package literature, and distinguishes methodological continuity from implementation novelty. The KODAMA.matrix procedure is specified with label-vector search mechanics, proposal, temperature, M/Tcycle, landmark, splitting, constraint, graph-correction rules, and explicit pseudocode at both the single-run and matrix-ensemble levels. The revision adds literature context from semi-supervised learning, weak supervision, cluster validation, circular-analysis warnings, visualization, and open-source ML reproducibility. Implementation claims are mapped to source locations, tests, and pilot benchmark evidence. The remaining release tasks are archival DOI, coverage reporting, and the larger wrapper-level comparison run once remote CUDA access is available.</w:t>
+        <w:t>The manuscript now reads as a software-methods submission rather than a checklist. It formalizes KODAMA as cross-validated accuracy maximization, separates raw CV accuracy from proposal acceptance scores and external diagnostics, compares the portable C++ library with the public R-package literature, and distinguishes methodological continuity from implementation novelty. The KODAMA.matrix procedure is specified with label-vector search mechanics, proposal, temperature, M/Tcycle, landmark, splitting, constraint, graph-correction rules, and explicit pseudocode at both the single-run and matrix-ensemble levels. The revision adds literature context from semi-supervised learning, weak supervision, cluster validation, circular-analysis warnings, visualization, and open-source ML reproducibility. Implementation claims are mapped to source locations, tests, and current benchmark evidence. The revision also narrows the graph-input KODAMA claim: graph input is documented and wrapper-validated as an optional API, while graph-only PLS-LDA is not presented as equivalent to data-input PLS-LDA without matched benchmarks.</w:t>
       </w:r>
     </w:p>
     <w:p>
@@ -141,7 +141,7 @@
         <w:rPr>
           <w:rFonts w:ascii="Calibri" w:hAnsi="Calibri"/>
         </w:rPr>
-        <w:t>Run the final ablation matrix across the frozen release datasets rather than treating the current local CPU preview as the full benchmark.</w:t>
+        <w:t>Run the final ablation matrix across the selected release datasets before making broad claims about visualization improvement.</w:t>
       </w:r>
     </w:p>
     <w:p>
@@ -269,7 +269,7 @@
         <w:rPr>
           <w:rFonts w:ascii="Calibri" w:hAnsi="Calibri"/>
         </w:rPr>
-        <w:t>Added a compact architecture figure showing R/Python wrappers, the C++17 core, CPU and CUDA backends, graph/embedding/clustering utilities, and typed outputs.</w:t>
+        <w:t>Added a compact architecture figure showing R/Python wrappers, the C++17 core, CPU, CUDA, and Metal backends, graph/embedding/clustering utilities, and typed outputs.</w:t>
       </w:r>
     </w:p>
     <w:p>
@@ -353,7 +353,7 @@
         <w:rPr>
           <w:rFonts w:ascii="Calibri" w:hAnsi="Calibri"/>
         </w:rPr>
-        <w:t>Inserted completed pilot results from the CUDA workstation: CV kernel speedups, CoreKNN/CorePLSLDA optimization medians, and the MetRef KODAMA.matrix smoke benchmark.</w:t>
+        <w:t>Inserted completed current-validation results from the CUDA workstation: CV kernel speedups, CoreKNN/CorePLSLDA optimization medians, and the MetRef KODAMA.matrix validation benchmark.</w:t>
       </w:r>
     </w:p>
     <w:p>
@@ -397,7 +397,7 @@
         <w:rPr>
           <w:rFonts w:ascii="Calibri" w:hAnsi="Calibri"/>
         </w:rPr>
-        <w:t>Run the larger wrapper-level comparison once remote CUDA authentication is available.</w:t>
+        <w:t>Run the larger wrapper-level comparison against the historical R implementation.</w:t>
       </w:r>
     </w:p>
     <w:p>

--- a/manuscript/kodama_cpp_jmlr_self_review.docx
+++ b/manuscript/kodama_cpp_jmlr_self_review.docx
@@ -109,7 +109,7 @@
         <w:rPr>
           <w:rFonts w:ascii="Calibri" w:hAnsi="Calibri"/>
         </w:rPr>
-        <w:t>Complete the license compatibility audit for KODAMA, fastPLS, fastEmbedR, FAISS, and CUDA-adjacent libraries.</w:t>
+        <w:t>Freeze the completed license and provenance audit in the versioned release artifacts.</w:t>
       </w:r>
     </w:p>
     <w:p>
@@ -281,7 +281,19 @@
         <w:rPr>
           <w:rFonts w:ascii="Calibri" w:hAnsi="Calibri"/>
         </w:rPr>
-        <w:t>Added implementation details on float32 storage, label-aware SIMPLS, FAISS/cuVS, CPU HNSW, independent M cycles, typed outputs, and release validation.</w:t>
+        <w:t>Added implementation details on float32 storage, label-aware SIMPLS, package-owned CPU/CUDA/Metal neighbor search, independent M cycles, typed outputs, and release validation.</w:t>
+      </w:r>
+    </w:p>
+    <w:p>
+      <w:pPr>
+        <w:pStyle w:val="ListBullet"/>
+        <w:spacing w:after="80"/>
+      </w:pPr>
+      <w:r>
+        <w:rPr>
+          <w:rFonts w:ascii="Calibri" w:hAnsi="Calibri"/>
+        </w:rPr>
+        <w:t>Replaced the installed FAISS/cuVS CUDA search path with package-owned exact/IVF KNN and k-means, and added clean-build, CTest, soname-audit, MNIST70k, and MetRef evidence.</w:t>
       </w:r>
     </w:p>
     <w:p>

--- a/manuscript/kodama_cpp_jmlr_self_review.docx
+++ b/manuscript/kodama_cpp_jmlr_self_review.docx
@@ -77,7 +77,7 @@
         <w:rPr>
           <w:rFonts w:ascii="Calibri" w:hAnsi="Calibri"/>
         </w:rPr>
-        <w:t>Extend the benchmark table with the larger wrapper-level comparison against the R implementation.</w:t>
+        <w:t>Legacy KNN comparison: a matched MetRef benchmark reports the KNN-capable KODAMA 2.4.1 release and current single-core CPU, four-core CPU, and CUDA paths. It is explicitly labeled as a legacy KNN-to-KNN comparison, not as the current CRAN baseline. A separate comparison with current CRAN KODAMA 3.3 remains necessary and must disclose that its automatic PLS-DA path is not classifier-parity with latent-space PLS-LDA.</w:t>
       </w:r>
     </w:p>
     <w:p>
@@ -93,7 +93,7 @@
         <w:rPr>
           <w:rFonts w:ascii="Calibri" w:hAnsi="Calibri"/>
         </w:rPr>
-        <w:t>Freeze the public API and cite a versioned release, commit hash, and archival DOI.</w:t>
+        <w:t>Continuous integration and coverage: the manually executed CPU, CUDA, Metal, R, and Python checks are substantial, but the repository does not yet contain a cross-platform CI workflow or a measured source-coverage report. Both remain release work under the JMLR MLOSS review criteria.</w:t>
       </w:r>
     </w:p>
     <w:p>
@@ -109,7 +109,7 @@
         <w:rPr>
           <w:rFonts w:ascii="Calibri" w:hAnsi="Calibri"/>
         </w:rPr>
-        <w:t>Freeze the completed license and provenance audit in the versioned release artifacts.</w:t>
+        <w:t>User documentation: installation and wrapper references are present, but the standalone C++ and Python interfaces still need one compact end-to-end tutorial and a browsable generated API site.</w:t>
       </w:r>
     </w:p>
     <w:p>
@@ -125,7 +125,7 @@
         <w:rPr>
           <w:rFonts w:ascii="Calibri" w:hAnsi="Calibri"/>
         </w:rPr>
-        <w:t>Convert the final source into the official JMLR LaTeX style and keep the MLOSS page budget in mind.</w:t>
+        <w:t>Public API and release identity: version 0.1.0, semantic-versioning policy, wrapper versions, and a compile-link API snapshot test are complete. The final tag, commit, source archive, and DOI remain external release actions and are not fabricated.</w:t>
       </w:r>
     </w:p>
     <w:p>
@@ -141,7 +141,39 @@
         <w:rPr>
           <w:rFonts w:ascii="Calibri" w:hAnsi="Calibri"/>
         </w:rPr>
-        <w:t>Run the final ablation matrix across the selected release datasets before making broad claims about visualization improvement.</w:t>
+        <w:t>Licensing and provenance: pinned origins, SPDX identifiers, retained license texts, checksums, and the Metal Apache-2.0 exception are frozen in release documents. The residual coauthor-contribution confirmation is stated explicitly.</w:t>
+      </w:r>
+    </w:p>
+    <w:p>
+      <w:pPr>
+        <w:pStyle w:val="ListNumber"/>
+        <w:numPr>
+          <w:ilvl w:val="0"/>
+          <w:numId w:val="10"/>
+        </w:numPr>
+        <w:spacing w:after="80"/>
+      </w:pPr>
+      <w:r>
+        <w:rPr>
+          <w:rFonts w:ascii="Calibri" w:hAnsi="Calibri"/>
+        </w:rPr>
+        <w:t>MLOSS format: the official-style main paper now occupies four description pages plus references; the detailed manuscript is retained as a technical supplement.</w:t>
+      </w:r>
+    </w:p>
+    <w:p>
+      <w:pPr>
+        <w:pStyle w:val="ListNumber"/>
+        <w:numPr>
+          <w:ilvl w:val="0"/>
+          <w:numId w:val="10"/>
+        </w:numPr>
+        <w:spacing w:after="80"/>
+      </w:pPr>
+      <w:r>
+        <w:rPr>
+          <w:rFonts w:ascii="Calibri" w:hAnsi="Calibri"/>
+        </w:rPr>
+        <w:t>Visualization evidence: a fixed CUDA M=100/Tcycle=100 panel now reports both classifiers, both embeddings, runtime, ARI, active classes, silhouette, and local purity on five named nonspatial datasets. Its positive and negative outcomes, including the 44,808-sample scale case, are retained. Matched backend and historical-wrapper matrices remain required before broad empirical claims.</w:t>
       </w:r>
     </w:p>
     <w:p>
@@ -245,6 +277,18 @@
         <w:rPr>
           <w:rFonts w:ascii="Calibri" w:hAnsi="Calibri"/>
         </w:rPr>
+        <w:t>Completed a pinned licensing and provenance audit with per-file SPDX identifiers, retained third-party notices and license checksums, explicit KODAMA/fastPLS relicensing scope, and the MIT/Apache-2.0 Metal exception.</w:t>
+      </w:r>
+    </w:p>
+    <w:p>
+      <w:pPr>
+        <w:pStyle w:val="ListBullet"/>
+        <w:spacing w:after="80"/>
+      </w:pPr>
+      <w:r>
+        <w:rPr>
+          <w:rFonts w:ascii="Calibri" w:hAnsi="Calibri"/>
+        </w:rPr>
         <w:t>Added a public-literature comparison against the original KODAMA paper, the Bioinformatics R-package paper, and the documented R interface.</w:t>
       </w:r>
     </w:p>
@@ -270,6 +314,18 @@
           <w:rFonts w:ascii="Calibri" w:hAnsi="Calibri"/>
         </w:rPr>
         <w:t>Added a compact architecture figure showing R/Python wrappers, the C++17 core, CPU, CUDA, and Metal backends, graph/embedding/clustering utilities, and typed outputs.</w:t>
+      </w:r>
+    </w:p>
+    <w:p>
+      <w:pPr>
+        <w:pStyle w:val="ListBullet"/>
+        <w:spacing w:after="80"/>
+      </w:pPr>
+      <w:r>
+        <w:rPr>
+          <w:rFonts w:ascii="Calibri" w:hAnsi="Calibri"/>
+        </w:rPr>
+        <w:t>Reframed the implementation contribution around backend-native state ownership and added separate CUDA and Apple Metal subsections with explicit host/device boundaries, reusable workspaces, strict backend identity, and a shared parity contract.</w:t>
       </w:r>
     </w:p>
     <w:p>
@@ -365,6 +421,54 @@
         <w:rPr>
           <w:rFonts w:ascii="Calibri" w:hAnsi="Calibri"/>
         </w:rPr>
+        <w:t>Added a frozen 0.1.0 public API contract, version header, compile-link API test, changelog, contribution guide, prior-version delta, release checklist, and clean-tag archive script.</w:t>
+      </w:r>
+    </w:p>
+    <w:p>
+      <w:pPr>
+        <w:pStyle w:val="ListBullet"/>
+        <w:spacing w:after="80"/>
+      </w:pPr>
+      <w:r>
+        <w:rPr>
+          <w:rFonts w:ascii="Calibri" w:hAnsi="Calibri"/>
+        </w:rPr>
+        <w:t>Separated the submission into an official four-page MLOSS paper plus references and a detailed technical supplement.</w:t>
+      </w:r>
+    </w:p>
+    <w:p>
+      <w:pPr>
+        <w:pStyle w:val="ListBullet"/>
+        <w:spacing w:after="80"/>
+      </w:pPr>
+      <w:r>
+        <w:rPr>
+          <w:rFonts w:ascii="Calibri" w:hAnsi="Calibri"/>
+        </w:rPr>
+        <w:t>Added a track-specific cover-letter draft and a reviewer-comment response matrix with all author-only and external release fields left explicit.</w:t>
+      </w:r>
+    </w:p>
+    <w:p>
+      <w:pPr>
+        <w:pStyle w:val="ListBullet"/>
+        <w:spacing w:after="80"/>
+      </w:pPr>
+      <w:r>
+        <w:rPr>
+          <w:rFonts w:ascii="Calibri" w:hAnsi="Calibri"/>
+        </w:rPr>
+        <w:t>Added resumable release-validation, nonspatial M/Tcycle sensitivity, historical-R, backend, and six-panel UMAP/openTSNE benchmark drivers.</w:t>
+      </w:r>
+    </w:p>
+    <w:p>
+      <w:pPr>
+        <w:pStyle w:val="ListBullet"/>
+        <w:spacing w:after="80"/>
+      </w:pPr>
+      <w:r>
+        <w:rPr>
+          <w:rFonts w:ascii="Calibri" w:hAnsi="Calibri"/>
+        </w:rPr>
         <w:t>Inserted completed current-validation results from the CUDA workstation: CV kernel speedups, CoreKNN/CorePLSLDA optimization medians, and the MetRef KODAMA.matrix validation benchmark.</w:t>
       </w:r>
     </w:p>
@@ -377,7 +481,67 @@
         <w:rPr>
           <w:rFonts w:ascii="Calibri" w:hAnsi="Calibri"/>
         </w:rPr>
-        <w:t>Added a reproducible M/Tcycle sensitivity experiment on two representative benchmarks for KNN and PLS-LDA, including quantitative tables and a curve figure.</w:t>
+        <w:t>Completed the named MetRef/USPS M/Tcycle sensitivity experiment on CUDA and inserted the numerical tables and curve figure.</w:t>
+      </w:r>
+    </w:p>
+    <w:p>
+      <w:pPr>
+        <w:pStyle w:val="ListBullet"/>
+        <w:spacing w:after="80"/>
+      </w:pPr>
+      <w:r>
+        <w:rPr>
+          <w:rFonts w:ascii="Calibri" w:hAnsi="Calibri"/>
+        </w:rPr>
+        <w:t>Added an agreement-graph convergence analysis showing why M controls Monte Carlo precision rather than single-run optimization quality; reported empirical RMSE/correlation and the 1/(2 sqrt(M)) worst-case standard-error bound.</w:t>
+      </w:r>
+    </w:p>
+    <w:p>
+      <w:pPr>
+        <w:pStyle w:val="ListBullet"/>
+        <w:spacing w:after="80"/>
+      </w:pPr>
+      <w:r>
+        <w:rPr>
+          <w:rFonts w:ascii="Calibri" w:hAnsi="Calibri"/>
+        </w:rPr>
+        <w:t>Updated the end-to-end MetRef evidence to M=100/Tcycle=100 and reported the KNN collapse alongside the much stronger PLS-LDA external-label and visualization diagnostics.</w:t>
+      </w:r>
+    </w:p>
+    <w:p>
+      <w:pPr>
+        <w:pStyle w:val="ListBullet"/>
+        <w:spacing w:after="80"/>
+      </w:pPr>
+      <w:r>
+        <w:rPr>
+          <w:rFonts w:ascii="Calibri" w:hAnsi="Calibri"/>
+        </w:rPr>
+        <w:t>Replaced the obsolete short-run visualization preview with a reproducible five-dataset CUDA panel at M=100/Tcycle=100, archived its complete CSV and six-panel plots, and added a balanced silhouette/runtime/ARI figure that retains negative results.</w:t>
+      </w:r>
+    </w:p>
+    <w:p>
+      <w:pPr>
+        <w:pStyle w:val="ListBullet"/>
+        <w:spacing w:after="80"/>
+      </w:pPr>
+      <w:r>
+        <w:rPr>
+          <w:rFonts w:ascii="Calibri" w:hAnsi="Calibri"/>
+        </w:rPr>
+        <w:t>Bounded each independent CUDA k-means assignment workspace at 256 MiB and row-batched exact centroid scoring, allowing the 44,808-sample nonspatial panel to complete with four concurrent M lanes on a 16 GiB GPU.</w:t>
+      </w:r>
+    </w:p>
+    <w:p>
+      <w:pPr>
+        <w:pStyle w:val="ListBullet"/>
+        <w:spacing w:after="80"/>
+      </w:pPr>
+      <w:r>
+        <w:rPr>
+          <w:rFonts w:ascii="Calibri" w:hAnsi="Calibri"/>
+        </w:rPr>
+        <w:t>Completed the matched MetRef legacy KNN comparison: current single-core, four-core, and CUDA wall times are reported against KODAMA R 2.4.1, with explicit disclosure that it is not the current CRAN release and that proposal trajectories differ.</w:t>
       </w:r>
     </w:p>
     <w:p>
@@ -409,7 +573,7 @@
         <w:rPr>
           <w:rFonts w:ascii="Calibri" w:hAnsi="Calibri"/>
         </w:rPr>
-        <w:t>Run the larger wrapper-level comparison against the historical R implementation.</w:t>
+        <w:t>Extend the completed five-dataset visualization panel to additional data domains and run the remaining matched backend and release-ablation matrices on the release hardware.</w:t>
       </w:r>
     </w:p>
     <w:p>
@@ -421,7 +585,7 @@
         <w:rPr>
           <w:rFonts w:ascii="Calibri" w:hAnsi="Calibri"/>
         </w:rPr>
-        <w:t>Prepare the cover letter for the MLOSS track.</w:t>
+        <w:t>Add Linux and macOS continuous-integration jobs for the standalone core and wrappers, retain accelerator validation as a separately documented hardware job, and publish a measured line/branch coverage report.</w:t>
       </w:r>
     </w:p>
     <w:p>
@@ -433,7 +597,49 @@
         <w:rPr>
           <w:rFonts w:ascii="Calibri" w:hAnsi="Calibri"/>
         </w:rPr>
-        <w:t>Archive the reviewed software version.</w:t>
+        <w:t>Publish a compact C++/R/Python end-to-end tutorial and generated API documentation at a stable project URL.</w:t>
+      </w:r>
+    </w:p>
+    <w:p>
+      <w:pPr>
+        <w:pStyle w:val="ListBullet"/>
+        <w:spacing w:after="80"/>
+      </w:pPr>
+      <w:r>
+        <w:rPr>
+          <w:rFonts w:ascii="Calibri" w:hAnsi="Calibri"/>
+        </w:rPr>
+        <w:t>Create and push the clean v0.1.0 tag, archive it, record the SHA-256 digest, and deposit it for an archival DOI.</w:t>
+      </w:r>
+    </w:p>
+    <w:p>
+      <w:pPr>
+        <w:pStyle w:val="ListBullet"/>
+        <w:spacing w:after="80"/>
+      </w:pPr>
+      <w:r>
+        <w:rPr>
+          <w:rFonts w:ascii="Calibri" w:hAnsi="Calibri"/>
+        </w:rPr>
+        <w:t>Obtain coauthor consent; complete funding, competing-interest, action-editor, reviewer, and current user-community fields in the cover letter; and confirm that no adapted KODAMA or fastPLS code was supplied outside the inspected Git history, or retain the relevant permission.</w:t>
+      </w:r>
+    </w:p>
+    <w:p>
+      <w:pPr>
+        <w:pStyle w:val="Heading1"/>
+      </w:pPr>
+      <w:r>
+        <w:t>Reviewer Recommendation</w:t>
+      </w:r>
+    </w:p>
+    <w:p>
+      <w:r>
+        <w:t>Recommendation: promising JMLR MLOSS submission after the listed release-engineering actions. The four-page paper is focused, the KODAMA search is reproducible from the text, the heterogeneous architecture is a non-trivial software contribution, and limitations and negative results are stated with unusual clarity. Additional theory is not the priority.</w:t>
+      </w:r>
+    </w:p>
+    <w:p>
+      <w:r>
+        <w:t>The principal desk-review risks are the absence of committed cross-platform CI and measured coverage, the lack of a stable hosted tutorial/API site, and incomplete tag, DOI, community-metric, and author declarations. Broader benchmarks strengthen impact, but these software-quality items are at least as important under the published MLOSS criteria.</w:t>
       </w:r>
     </w:p>
     <w:sectPr>

--- a/manuscript/kodama_cpp_jmlr_self_review.docx
+++ b/manuscript/kodama_cpp_jmlr_self_review.docx
@@ -13,7 +13,7 @@
           <w:color w:val="0B2545"/>
           <w:sz w:val="44"/>
         </w:rPr>
-        <w:t>Reviewer-style self-assessment of the kodama-cpp JMLR manuscript</w:t>
+        <w:t>Fresh JMLR MLOSS reviewer report: kodama-cpp</w:t>
       </w:r>
     </w:p>
     <w:p>
@@ -26,7 +26,7 @@
           <w:i/>
           <w:sz w:val="22"/>
         </w:rPr>
-        <w:t>Internal review memo and addressed revisions</w:t>
+        <w:t>Independent first-read assessment of the current submission package</w:t>
       </w:r>
     </w:p>
     <w:p>
@@ -40,7 +40,7 @@
           <w:color w:val="555555"/>
           <w:sz w:val="20"/>
         </w:rPr>
-        <w:t>Prepared with the current manuscript.</w:t>
+        <w:t>Review date: 19 July 2026</w:t>
       </w:r>
     </w:p>
     <w:p>
@@ -48,12 +48,17 @@
         <w:pStyle w:val="Heading1"/>
       </w:pPr>
       <w:r>
-        <w:t>Reviewer Summary</w:t>
+        <w:t>Summary</w:t>
       </w:r>
     </w:p>
     <w:p>
       <w:r>
-        <w:t>The manuscript now reads as a software-methods submission rather than a checklist. It formalizes KODAMA as cross-validated accuracy maximization, separates raw CV accuracy from proposal acceptance scores and external diagnostics, compares the portable C++ library with the public R-package literature, and distinguishes methodological continuity from implementation novelty. The KODAMA.matrix procedure is specified with label-vector search mechanics, proposal, temperature, M/Tcycle, landmark, splitting, constraint, graph-correction rules, and explicit pseudocode at both the single-run and matrix-ensemble levels. The revision adds literature context from semi-supervised learning, weak supervision, cluster validation, circular-analysis warnings, visualization, and open-source ML reproducibility. Implementation claims are mapped to source locations, tests, and current benchmark evidence. The revision also narrows the graph-input KODAMA claim: graph input is documented and wrapper-validated as an optional API, while graph-only PLS-LDA is not presented as equivalent to data-input PLS-LDA without matched benchmarks.</w:t>
+        <w:t>This submission presents a substantial standalone implementation of KODAMA rather than a new learning objective. The manuscript clearly distinguishes continuity with the published KODAMA method from the new C++17 systems contribution: float32 state ownership, CPU/CUDA/Metal backends, label-aware SIMPLS plus latent-space LDA, package-owned neighbor search, supplied-graph entry points, and thin R/Python bindings. The algorithm is reproducible from the equations and pseudocode: proposal generation, one-CV-pass-per-cycle evaluation, acceptance score, cooling rule, independent M runs, landmark and splitting semantics, projection, and agreement-graph correction are all specified.</w:t>
+      </w:r>
+    </w:p>
+    <w:p>
+      <w:r>
+        <w:t>The empirical section is appropriately cautious. Internal CV accuracy is not presented as external truth, reference labels are used only after optimization, and positive and negative visualization results are retained. Kernel, optimizer, and end-to-end timings are separated. A legacy classifier-matched comparison and a separately scoped current-CRAN systems comparison prevent the predecessor discussion from relying on an obsolete release alone.</w:t>
       </w:r>
     </w:p>
     <w:p>
@@ -62,6 +67,19 @@
       </w:pPr>
       <w:r>
         <w:t>Major Comments</w:t>
+      </w:r>
+    </w:p>
+    <w:p>
+      <w:r>
+        <w:t>I identify no remaining major scientific or software-methods objection within the declared scope. The architecture is non-trivial, the public objective is fully described, the software is testable, and the manuscript does not claim universal improvement over standard visualization or clustering.</w:t>
+      </w:r>
+    </w:p>
+    <w:p>
+      <w:pPr>
+        <w:pStyle w:val="Heading1"/>
+      </w:pPr>
+      <w:r>
+        <w:t>Minor Comments</w:t>
       </w:r>
     </w:p>
     <w:p>
@@ -77,7 +95,7 @@
         <w:rPr>
           <w:rFonts w:ascii="Calibri" w:hAnsi="Calibri"/>
         </w:rPr>
-        <w:t>Legacy KNN comparison: a matched MetRef benchmark reports the KNN-capable KODAMA 2.4.1 release and current single-core CPU, four-core CPU, and CUDA paths. It is explicitly labeled as a legacy KNN-to-KNN comparison, not as the current CRAN baseline. A separate comparison with current CRAN KODAMA 3.3 remains necessary and must disclose that its automatic PLS-DA path is not classifier-parity with latent-space PLS-LDA.</w:t>
+        <w:t>Create the clean v0.1.0 tag, archive that exact commit, and insert the archive digest and DOI before submission. The manuscript correctly leaves these fields unresolved instead of inventing them, but a software paper should cite an immutable artifact.</w:t>
       </w:r>
     </w:p>
     <w:p>
@@ -93,7 +111,7 @@
         <w:rPr>
           <w:rFonts w:ascii="Calibri" w:hAnsi="Calibri"/>
         </w:rPr>
-        <w:t>Continuous integration and coverage: the manually executed CPU, CUDA, Metal, R, and Python checks are substantial, but the repository does not yet contain a cross-platform CI workflow or a measured source-coverage report. Both remain release work under the JMLR MLOSS review criteria.</w:t>
+        <w:t>Complete the author-only cover-letter fields: coauthor consent, funding, competing interests, conflict-free editor/reviewer suggestions, and dated community metrics. These are submission formalities rather than defects in the software contribution.</w:t>
       </w:r>
     </w:p>
     <w:p>
@@ -109,7 +127,7 @@
         <w:rPr>
           <w:rFonts w:ascii="Calibri" w:hAnsi="Calibri"/>
         </w:rPr>
-        <w:t>User documentation: installation and wrapper references are present, but the standalone C++ and Python interfaces still need one compact end-to-end tutorial and a browsable generated API site.</w:t>
+        <w:t>Keep the current-CRAN comparison explicitly labeled as a short end-to-end systems check. KODAMA 3.3 automatically chooses its PLS route and is not classifier- or trajectory-parity with kodama-cpp PLS-LDA. The full M=100/Tcycle=100 legacy and sensitivity evidence should remain separate.</w:t>
       </w:r>
     </w:p>
     <w:p>
@@ -125,7 +143,7 @@
         <w:rPr>
           <w:rFonts w:ascii="Calibri" w:hAnsi="Calibri"/>
         </w:rPr>
-        <w:t>Public API and release identity: version 0.1.0, semantic-versioning policy, wrapper versions, and a compile-link API snapshot test are complete. The final tag, commit, source archive, and DOI remain external release actions and are not fabricated.</w:t>
+        <w:t>Document the native CUDA graph-builder limit k &lt;= 256 prominently. Current CRAN couples a large landmark request to k=500 on MetRef, so an exactly matched CUDA row is correctly omitted rather than produced with a silent parameter change.</w:t>
       </w:r>
     </w:p>
     <w:p>
@@ -141,7 +159,7 @@
         <w:rPr>
           <w:rFonts w:ascii="Calibri" w:hAnsi="Calibri"/>
         </w:rPr>
-        <w:t>Licensing and provenance: pinned origins, SPDX identifiers, retained license texts, checksums, and the Metal Apache-2.0 exception are frozen in release documents. The residual coauthor-contribution confirmation is stated explicitly.</w:t>
+        <w:t>The measured CPU coverage is useful but moderate (63.58% lines and 57.03% branches). Graph clustering and several PLS helper paths are the clearest future test targets. CUDA and Metal hardware tests should continue to be reported separately rather than folded into the CPU percentage.</w:t>
       </w:r>
     </w:p>
     <w:p>
@@ -157,23 +175,7 @@
         <w:rPr>
           <w:rFonts w:ascii="Calibri" w:hAnsi="Calibri"/>
         </w:rPr>
-        <w:t>MLOSS format: the official-style main paper now occupies four description pages plus references; the detailed manuscript is retained as a technical supplement.</w:t>
-      </w:r>
-    </w:p>
-    <w:p>
-      <w:pPr>
-        <w:pStyle w:val="ListNumber"/>
-        <w:numPr>
-          <w:ilvl w:val="0"/>
-          <w:numId w:val="10"/>
-        </w:numPr>
-        <w:spacing w:after="80"/>
-      </w:pPr>
-      <w:r>
-        <w:rPr>
-          <w:rFonts w:ascii="Calibri" w:hAnsi="Calibri"/>
-        </w:rPr>
-        <w:t>Visualization evidence: a fixed CUDA M=100/Tcycle=100 panel now reports both classifiers, both embeddings, runtime, ARI, active classes, silhouette, and local purity on five named nonspatial datasets. Its positive and negative outcomes, including the 44,808-sample scale case, are retained. Matched backend and historical-wrapper matrices remain required before broad empirical claims.</w:t>
+        <w:t>Most reported wall times are descriptive runs, not replicated performance distributions. Preserve that language and avoid inferential speed claims until repeated measurements across additional hardware are archived.</w:t>
       </w:r>
     </w:p>
     <w:p>
@@ -181,7 +183,7 @@
         <w:pStyle w:val="Heading1"/>
       </w:pPr>
       <w:r>
-        <w:t>Revisions Applied</w:t>
+        <w:t>Strengths</w:t>
       </w:r>
     </w:p>
     <w:p>
@@ -193,7 +195,7 @@
         <w:rPr>
           <w:rFonts w:ascii="Calibri" w:hAnsi="Calibri"/>
         </w:rPr>
-        <w:t>Removed application-specific discussion and focused the paper on the KODAMA principle and implementation.</w:t>
+        <w:t>The distinction between raw CV accuracy, proposal acceptance score, and external diagnostics is unusually clear and prevents circular quality claims.</w:t>
       </w:r>
     </w:p>
     <w:p>
@@ -205,7 +207,7 @@
         <w:rPr>
           <w:rFonts w:ascii="Calibri" w:hAnsi="Calibri"/>
         </w:rPr>
-        <w:t>Removed unsupported experimental paths and described only KNN and PLS-LDA as KODAMA classifiers.</w:t>
+        <w:t>The single-run and ensemble pseudocode make the stochastic optimization independently implementable.</w:t>
       </w:r>
     </w:p>
     <w:p>
@@ -217,7 +219,7 @@
         <w:rPr>
           <w:rFonts w:ascii="Calibri" w:hAnsi="Calibri"/>
         </w:rPr>
-        <w:t>Added theory framing for cross-validated label predictability.</w:t>
+        <w:t>Backend identity is strict and testable; unavailable accelerators do not masquerade as successful CPU execution.</w:t>
       </w:r>
     </w:p>
     <w:p>
@@ -229,7 +231,7 @@
         <w:rPr>
           <w:rFonts w:ascii="Calibri" w:hAnsi="Calibri"/>
         </w:rPr>
-        <w:t>Expanded the description of how high cross-validated accuracy label vectors are found: CV predictions guide group proposals, class-transition proposals aggregate unstable label movement, one CV pass evaluates each proposal, and a cooling acceptance rule maintains exploration.</w:t>
+        <w:t>The evidence matrix links implementation claims to source locations, tests, and measured results.</w:t>
       </w:r>
     </w:p>
     <w:p>
@@ -241,7 +243,7 @@
         <w:rPr>
           <w:rFonts w:ascii="Calibri" w:hAnsi="Calibri"/>
         </w:rPr>
-        <w:t>Expanded the mathematical description into a reproducible KODAMA.matrix procedure, including M runs, Tcycle, landmark selection, splitting, constrained groups, proposal rules, temperature acceptance, and KODAMA graph correction.</w:t>
+        <w:t>Cross-platform GitHub Actions, measured CPU coverage, a frozen API test, provenance audit, and hosted documentation substantially strengthen MLOSS readiness.</w:t>
       </w:r>
     </w:p>
     <w:p>
@@ -253,375 +255,7 @@
         <w:rPr>
           <w:rFonts w:ascii="Calibri" w:hAnsi="Calibri"/>
         </w:rPr>
-        <w:t>Added KODAMA pseudocode that makes the initial CV evaluation, one-CV-per-cycle proposal loop, acceptance rule, projection step, and final graph reweighting explicit.</w:t>
-      </w:r>
-    </w:p>
-    <w:p>
-      <w:pPr>
-        <w:pStyle w:val="ListBullet"/>
-        <w:spacing w:after="80"/>
-      </w:pPr>
-      <w:r>
-        <w:rPr>
-          <w:rFonts w:ascii="Calibri" w:hAnsi="Calibri"/>
-        </w:rPr>
-        <w:t>Added a focused single-run pseudocode block showing one independent M run as the stochastic unit repeated by the ensemble.</w:t>
-      </w:r>
-    </w:p>
-    <w:p>
-      <w:pPr>
-        <w:pStyle w:val="ListBullet"/>
-        <w:spacing w:after="80"/>
-      </w:pPr>
-      <w:r>
-        <w:rPr>
-          <w:rFonts w:ascii="Calibri" w:hAnsi="Calibri"/>
-        </w:rPr>
-        <w:t>Completed a pinned licensing and provenance audit with per-file SPDX identifiers, retained third-party notices and license checksums, explicit KODAMA/fastPLS relicensing scope, and the MIT/Apache-2.0 Metal exception.</w:t>
-      </w:r>
-    </w:p>
-    <w:p>
-      <w:pPr>
-        <w:pStyle w:val="ListBullet"/>
-        <w:spacing w:after="80"/>
-      </w:pPr>
-      <w:r>
-        <w:rPr>
-          <w:rFonts w:ascii="Calibri" w:hAnsi="Calibri"/>
-        </w:rPr>
-        <w:t>Added a public-literature comparison against the original KODAMA paper, the Bioinformatics R-package paper, and the documented R interface.</w:t>
-      </w:r>
-    </w:p>
-    <w:p>
-      <w:pPr>
-        <w:pStyle w:val="ListBullet"/>
-        <w:spacing w:after="80"/>
-      </w:pPr>
-      <w:r>
-        <w:rPr>
-          <w:rFonts w:ascii="Calibri" w:hAnsi="Calibri"/>
-        </w:rPr>
-        <w:t>Added a related-work section positioning KODAMA relative to semi-supervised graph learning, pseudo-labeling, weak supervision, clustering stability, prediction strength, UMAP, t-SNE, and open-source ML reproducibility.</w:t>
-      </w:r>
-    </w:p>
-    <w:p>
-      <w:pPr>
-        <w:pStyle w:val="ListBullet"/>
-        <w:spacing w:after="80"/>
-      </w:pPr>
-      <w:r>
-        <w:rPr>
-          <w:rFonts w:ascii="Calibri" w:hAnsi="Calibri"/>
-        </w:rPr>
-        <w:t>Added a compact architecture figure showing R/Python wrappers, the C++17 core, CPU, CUDA, and Metal backends, graph/embedding/clustering utilities, and typed outputs.</w:t>
-      </w:r>
-    </w:p>
-    <w:p>
-      <w:pPr>
-        <w:pStyle w:val="ListBullet"/>
-        <w:spacing w:after="80"/>
-      </w:pPr>
-      <w:r>
-        <w:rPr>
-          <w:rFonts w:ascii="Calibri" w:hAnsi="Calibri"/>
-        </w:rPr>
-        <w:t>Reframed the implementation contribution around backend-native state ownership and added separate CUDA and Apple Metal subsections with explicit host/device boundaries, reusable workspaces, strict backend identity, and a shared parity contract.</w:t>
-      </w:r>
-    </w:p>
-    <w:p>
-      <w:pPr>
-        <w:pStyle w:val="ListBullet"/>
-        <w:spacing w:after="80"/>
-      </w:pPr>
-      <w:r>
-        <w:rPr>
-          <w:rFonts w:ascii="Calibri" w:hAnsi="Calibri"/>
-        </w:rPr>
-        <w:t>Added implementation details on float32 storage, label-aware SIMPLS, package-owned CPU/CUDA/Metal neighbor search, independent M cycles, typed outputs, and release validation.</w:t>
-      </w:r>
-    </w:p>
-    <w:p>
-      <w:pPr>
-        <w:pStyle w:val="ListBullet"/>
-        <w:spacing w:after="80"/>
-      </w:pPr>
-      <w:r>
-        <w:rPr>
-          <w:rFonts w:ascii="Calibri" w:hAnsi="Calibri"/>
-        </w:rPr>
-        <w:t>Replaced the installed FAISS/cuVS CUDA search path with package-owned exact/IVF KNN and k-means, and added clean-build, CTest, soname-audit, MNIST70k, and MetRef evidence.</w:t>
-      </w:r>
-    </w:p>
-    <w:p>
-      <w:pPr>
-        <w:pStyle w:val="ListBullet"/>
-        <w:spacing w:after="80"/>
-      </w:pPr>
-      <w:r>
-        <w:rPr>
-          <w:rFonts w:ascii="Calibri" w:hAnsi="Calibri"/>
-        </w:rPr>
-        <w:t>Added an implementation-evidence matrix linking each claim to source files, tests, and measured benchmark rows.</w:t>
-      </w:r>
-    </w:p>
-    <w:p>
-      <w:pPr>
-        <w:pStyle w:val="ListBullet"/>
-        <w:spacing w:after="80"/>
-      </w:pPr>
-      <w:r>
-        <w:rPr>
-          <w:rFonts w:ascii="Calibri" w:hAnsi="Calibri"/>
-        </w:rPr>
-        <w:t>Added evaluation guardrails that explicitly address circularity, parameter dependence, visualization bias, runtime attribution, and wrapper reproducibility.</w:t>
-      </w:r>
-    </w:p>
-    <w:p>
-      <w:pPr>
-        <w:pStyle w:val="ListBullet"/>
-        <w:spacing w:after="80"/>
-      </w:pPr>
-      <w:r>
-        <w:rPr>
-          <w:rFonts w:ascii="Calibri" w:hAnsi="Calibri"/>
-        </w:rPr>
-        <w:t>Added an ablation matrix specifying the required classifier, graph-correction, M/Tcycle, landmark/splitting, backend, and wrapper-parity comparisons.</w:t>
-      </w:r>
-    </w:p>
-    <w:p>
-      <w:pPr>
-        <w:pStyle w:val="ListBullet"/>
-        <w:spacing w:after="80"/>
-      </w:pPr>
-      <w:r>
-        <w:rPr>
-          <w:rFonts w:ascii="Calibri" w:hAnsi="Calibri"/>
-        </w:rPr>
-        <w:t>Added exact benchmark protocol, dataset coverage, and installation commands for the C++ core plus R and Python wrappers.</w:t>
-      </w:r>
-    </w:p>
-    <w:p>
-      <w:pPr>
-        <w:pStyle w:val="ListBullet"/>
-        <w:spacing w:after="80"/>
-      </w:pPr>
-      <w:r>
-        <w:rPr>
-          <w:rFonts w:ascii="Calibri" w:hAnsi="Calibri"/>
-        </w:rPr>
-        <w:t>Added an explicit distinction between raw CV accuracy, proposal acceptance score, and external diagnostics.</w:t>
-      </w:r>
-    </w:p>
-    <w:p>
-      <w:pPr>
-        <w:pStyle w:val="ListBullet"/>
-        <w:spacing w:after="80"/>
-      </w:pPr>
-      <w:r>
-        <w:rPr>
-          <w:rFonts w:ascii="Calibri" w:hAnsi="Calibri"/>
-        </w:rPr>
-        <w:t>Added a frozen 0.1.0 public API contract, version header, compile-link API test, changelog, contribution guide, prior-version delta, release checklist, and clean-tag archive script.</w:t>
-      </w:r>
-    </w:p>
-    <w:p>
-      <w:pPr>
-        <w:pStyle w:val="ListBullet"/>
-        <w:spacing w:after="80"/>
-      </w:pPr>
-      <w:r>
-        <w:rPr>
-          <w:rFonts w:ascii="Calibri" w:hAnsi="Calibri"/>
-        </w:rPr>
-        <w:t>Separated the submission into an official four-page MLOSS paper plus references and a detailed technical supplement.</w:t>
-      </w:r>
-    </w:p>
-    <w:p>
-      <w:pPr>
-        <w:pStyle w:val="ListBullet"/>
-        <w:spacing w:after="80"/>
-      </w:pPr>
-      <w:r>
-        <w:rPr>
-          <w:rFonts w:ascii="Calibri" w:hAnsi="Calibri"/>
-        </w:rPr>
-        <w:t>Added a track-specific cover-letter draft and a reviewer-comment response matrix with all author-only and external release fields left explicit.</w:t>
-      </w:r>
-    </w:p>
-    <w:p>
-      <w:pPr>
-        <w:pStyle w:val="ListBullet"/>
-        <w:spacing w:after="80"/>
-      </w:pPr>
-      <w:r>
-        <w:rPr>
-          <w:rFonts w:ascii="Calibri" w:hAnsi="Calibri"/>
-        </w:rPr>
-        <w:t>Added resumable release-validation, nonspatial M/Tcycle sensitivity, historical-R, backend, and six-panel UMAP/openTSNE benchmark drivers.</w:t>
-      </w:r>
-    </w:p>
-    <w:p>
-      <w:pPr>
-        <w:pStyle w:val="ListBullet"/>
-        <w:spacing w:after="80"/>
-      </w:pPr>
-      <w:r>
-        <w:rPr>
-          <w:rFonts w:ascii="Calibri" w:hAnsi="Calibri"/>
-        </w:rPr>
-        <w:t>Inserted completed current-validation results from the CUDA workstation: CV kernel speedups, CoreKNN/CorePLSLDA optimization medians, and the MetRef KODAMA.matrix validation benchmark.</w:t>
-      </w:r>
-    </w:p>
-    <w:p>
-      <w:pPr>
-        <w:pStyle w:val="ListBullet"/>
-        <w:spacing w:after="80"/>
-      </w:pPr>
-      <w:r>
-        <w:rPr>
-          <w:rFonts w:ascii="Calibri" w:hAnsi="Calibri"/>
-        </w:rPr>
-        <w:t>Completed the named MetRef/USPS M/Tcycle sensitivity experiment on CUDA and inserted the numerical tables and curve figure.</w:t>
-      </w:r>
-    </w:p>
-    <w:p>
-      <w:pPr>
-        <w:pStyle w:val="ListBullet"/>
-        <w:spacing w:after="80"/>
-      </w:pPr>
-      <w:r>
-        <w:rPr>
-          <w:rFonts w:ascii="Calibri" w:hAnsi="Calibri"/>
-        </w:rPr>
-        <w:t>Added an agreement-graph convergence analysis showing why M controls Monte Carlo precision rather than single-run optimization quality; reported empirical RMSE/correlation and the 1/(2 sqrt(M)) worst-case standard-error bound.</w:t>
-      </w:r>
-    </w:p>
-    <w:p>
-      <w:pPr>
-        <w:pStyle w:val="ListBullet"/>
-        <w:spacing w:after="80"/>
-      </w:pPr>
-      <w:r>
-        <w:rPr>
-          <w:rFonts w:ascii="Calibri" w:hAnsi="Calibri"/>
-        </w:rPr>
-        <w:t>Updated the end-to-end MetRef evidence to M=100/Tcycle=100 and reported the KNN collapse alongside the much stronger PLS-LDA external-label and visualization diagnostics.</w:t>
-      </w:r>
-    </w:p>
-    <w:p>
-      <w:pPr>
-        <w:pStyle w:val="ListBullet"/>
-        <w:spacing w:after="80"/>
-      </w:pPr>
-      <w:r>
-        <w:rPr>
-          <w:rFonts w:ascii="Calibri" w:hAnsi="Calibri"/>
-        </w:rPr>
-        <w:t>Replaced the obsolete short-run visualization preview with a reproducible five-dataset CUDA panel at M=100/Tcycle=100, archived its complete CSV and six-panel plots, and added a balanced silhouette/runtime/ARI figure that retains negative results.</w:t>
-      </w:r>
-    </w:p>
-    <w:p>
-      <w:pPr>
-        <w:pStyle w:val="ListBullet"/>
-        <w:spacing w:after="80"/>
-      </w:pPr>
-      <w:r>
-        <w:rPr>
-          <w:rFonts w:ascii="Calibri" w:hAnsi="Calibri"/>
-        </w:rPr>
-        <w:t>Bounded each independent CUDA k-means assignment workspace at 256 MiB and row-batched exact centroid scoring, allowing the 44,808-sample nonspatial panel to complete with four concurrent M lanes on a 16 GiB GPU.</w:t>
-      </w:r>
-    </w:p>
-    <w:p>
-      <w:pPr>
-        <w:pStyle w:val="ListBullet"/>
-        <w:spacing w:after="80"/>
-      </w:pPr>
-      <w:r>
-        <w:rPr>
-          <w:rFonts w:ascii="Calibri" w:hAnsi="Calibri"/>
-        </w:rPr>
-        <w:t>Completed the matched MetRef legacy KNN comparison: current single-core, four-core, and CUDA wall times are reported against KODAMA R 2.4.1, with explicit disclosure that it is not the current CRAN release and that proposal trajectories differ.</w:t>
-      </w:r>
-    </w:p>
-    <w:p>
-      <w:pPr>
-        <w:pStyle w:val="ListBullet"/>
-        <w:spacing w:after="80"/>
-      </w:pPr>
-      <w:r>
-        <w:rPr>
-          <w:rFonts w:ascii="Calibri" w:hAnsi="Calibri"/>
-        </w:rPr>
-        <w:t>Removed draft-status boxes and footer language from the manuscript.</w:t>
-      </w:r>
-    </w:p>
-    <w:p>
-      <w:pPr>
-        <w:pStyle w:val="Heading1"/>
-      </w:pPr>
-      <w:r>
-        <w:t>Remaining Work</w:t>
-      </w:r>
-    </w:p>
-    <w:p>
-      <w:pPr>
-        <w:pStyle w:val="ListBullet"/>
-        <w:spacing w:after="80"/>
-      </w:pPr>
-      <w:r>
-        <w:rPr>
-          <w:rFonts w:ascii="Calibri" w:hAnsi="Calibri"/>
-        </w:rPr>
-        <w:t>Extend the completed five-dataset visualization panel to additional data domains and run the remaining matched backend and release-ablation matrices on the release hardware.</w:t>
-      </w:r>
-    </w:p>
-    <w:p>
-      <w:pPr>
-        <w:pStyle w:val="ListBullet"/>
-        <w:spacing w:after="80"/>
-      </w:pPr>
-      <w:r>
-        <w:rPr>
-          <w:rFonts w:ascii="Calibri" w:hAnsi="Calibri"/>
-        </w:rPr>
-        <w:t>Add Linux and macOS continuous-integration jobs for the standalone core and wrappers, retain accelerator validation as a separately documented hardware job, and publish a measured line/branch coverage report.</w:t>
-      </w:r>
-    </w:p>
-    <w:p>
-      <w:pPr>
-        <w:pStyle w:val="ListBullet"/>
-        <w:spacing w:after="80"/>
-      </w:pPr>
-      <w:r>
-        <w:rPr>
-          <w:rFonts w:ascii="Calibri" w:hAnsi="Calibri"/>
-        </w:rPr>
-        <w:t>Publish a compact C++/R/Python end-to-end tutorial and generated API documentation at a stable project URL.</w:t>
-      </w:r>
-    </w:p>
-    <w:p>
-      <w:pPr>
-        <w:pStyle w:val="ListBullet"/>
-        <w:spacing w:after="80"/>
-      </w:pPr>
-      <w:r>
-        <w:rPr>
-          <w:rFonts w:ascii="Calibri" w:hAnsi="Calibri"/>
-        </w:rPr>
-        <w:t>Create and push the clean v0.1.0 tag, archive it, record the SHA-256 digest, and deposit it for an archival DOI.</w:t>
-      </w:r>
-    </w:p>
-    <w:p>
-      <w:pPr>
-        <w:pStyle w:val="ListBullet"/>
-        <w:spacing w:after="80"/>
-      </w:pPr>
-      <w:r>
-        <w:rPr>
-          <w:rFonts w:ascii="Calibri" w:hAnsi="Calibri"/>
-        </w:rPr>
-        <w:t>Obtain coauthor consent; complete funding, competing-interest, action-editor, reviewer, and current user-community fields in the cover letter; and confirm that no adapted KODAMA or fastPLS code was supplied outside the inspected Git history, or retain the relevant permission.</w:t>
+        <w:t>The manuscript retains unfavorable datasets and states that KODAMA correction is classifier- and dataset-dependent.</w:t>
       </w:r>
     </w:p>
     <w:p>
@@ -634,12 +268,12 @@
     </w:p>
     <w:p>
       <w:r>
-        <w:t>Recommendation: promising JMLR MLOSS submission after the listed release-engineering actions. The four-page paper is focused, the KODAMA search is reproducible from the text, the heterogeneous architecture is a non-trivial software contribution, and limitations and negative results are stated with unusual clarity. Additional theory is not the priority.</w:t>
+        <w:t>Recommendation: Minor Revision. The manuscript and software are suitable in scope and technical substance for JMLR MLOSS. The remaining requests concern release immutability, author declarations, and sharper disclosure of benchmark and CUDA graph-size boundaries; they do not require a new algorithm, a redesign of the implementation, or a major new experimental campaign.</w:t>
       </w:r>
     </w:p>
     <w:p>
       <w:r>
-        <w:t>The principal desk-review risks are the absence of committed cross-platform CI and measured coverage, the lack of a stable hosted tutorial/API site, and incomplete tag, DOI, community-metric, and author declarations. Broader benchmarks strengthen impact, but these software-quality items are at least as important under the published MLOSS criteria.</w:t>
+        <w:t>I would not recommend rejection or major revision on the basis of the limited current result set: the paper already contains named multi-dataset positive and negative evidence, parameter sensitivity, cross-platform validation, and a carefully bounded claim. Broader repeated benchmarks would increase impact, but the present MLOSS contribution is primarily the reusable heterogeneous implementation.</w:t>
       </w:r>
     </w:p>
     <w:sectPr>

--- a/manuscript/kodama_cpp_jmlr_self_review.docx
+++ b/manuscript/kodama_cpp_jmlr_self_review.docx
@@ -40,7 +40,7 @@
           <w:color w:val="555555"/>
           <w:sz w:val="20"/>
         </w:rPr>
-        <w:t>Review date: 19 July 2026</w:t>
+        <w:t>Review date: 27 July 2026</w:t>
       </w:r>
     </w:p>
     <w:p>
@@ -70,8 +70,83 @@
       </w:r>
     </w:p>
     <w:p>
+      <w:pPr>
+        <w:pStyle w:val="ListNumber"/>
+        <w:numPr>
+          <w:ilvl w:val="0"/>
+          <w:numId w:val="10"/>
+        </w:numPr>
+        <w:spacing w:after="80"/>
+      </w:pPr>
       <w:r>
-        <w:t>I identify no remaining major scientific or software-methods objection within the declared scope. The architecture is non-trivial, the public objective is fully described, the software is testable, and the manuscript does not claim universal improvement over standard visualization or clustering.</w:t>
+        <w:rPr>
+          <w:rFonts w:ascii="Calibri" w:hAnsi="Calibri"/>
+        </w:rPr>
+        <w:t>The reviewed software is still a release candidate rather than an immutable reviewed release. There is no public v0.1.0 tag or GitHub release, and no archived source snapshot. Freeze the exact reviewed commit, create the source archive required by MLOSS, publish its checksum, and cite that identity consistently. A DOI is useful but not itself mandatory.</w:t>
+      </w:r>
+    </w:p>
+    <w:p>
+      <w:pPr>
+        <w:pStyle w:val="ListNumber"/>
+        <w:numPr>
+          <w:ilvl w:val="0"/>
+          <w:numId w:val="10"/>
+        </w:numPr>
+        <w:spacing w:after="80"/>
+      </w:pPr>
+      <w:r>
+        <w:rPr>
+          <w:rFonts w:ascii="Calibri" w:hAnsi="Calibri"/>
+        </w:rPr>
+        <w:t>Current-release end-to-end evidence is too narrow for the breadth of the CPU/CUDA/Metal claims. The matched full KODAMA M=100, Tcycle=100 result is presently MetRef only, while broader rows combine kernel tests, earlier runs, or different hardware. Rerun a predeclared multi-dataset matrix from the tagged release, preserve repeated wall-time and memory distributions, and report failures and unfavorable quality results unchanged.</w:t>
+      </w:r>
+    </w:p>
+    <w:p>
+      <w:pPr>
+        <w:pStyle w:val="ListNumber"/>
+        <w:numPr>
+          <w:ilvl w:val="0"/>
+          <w:numId w:val="10"/>
+        </w:numPr>
+        <w:spacing w:after="80"/>
+      </w:pPr>
+      <w:r>
+        <w:rPr>
+          <w:rFonts w:ascii="Calibri" w:hAnsi="Calibri"/>
+        </w:rPr>
+        <w:t>CPU source coverage of 63.58% by line and 57.03% by branch is well below the MLOSS expectation of coverage close to 100%. Add tests for proposal and acceptance state transitions, degeneracy guards, graph transforms, PLS numerical-failure paths, and wrapper error contracts. CUDA is not exercised by public CI; archive hardware logs or add a maintained GPU runner.</w:t>
+      </w:r>
+    </w:p>
+    <w:p>
+      <w:pPr>
+        <w:pStyle w:val="ListNumber"/>
+        <w:numPr>
+          <w:ilvl w:val="0"/>
+          <w:numId w:val="10"/>
+        </w:numPr>
+        <w:spacing w:after="80"/>
+      </w:pPr>
+      <w:r>
+        <w:rPr>
+          <w:rFonts w:ascii="Calibri" w:hAnsi="Calibri"/>
+        </w:rPr>
+        <w:t>The cover letter documents substantial use of the predecessor KODAMA R package, but this is not evidence of an active community around kodama-cpp. The new repository currently has no stars, forks, releases, public issues, or independently documented adopters. Obtain and cite verifiable beta-user, downstream-package, issue, or external-reproduction evidence rather than transferring predecessor adoption to the new implementation.</w:t>
+      </w:r>
+    </w:p>
+    <w:p>
+      <w:pPr>
+        <w:pStyle w:val="ListNumber"/>
+        <w:numPr>
+          <w:ilvl w:val="0"/>
+          <w:numId w:val="10"/>
+        </w:numPr>
+        <w:spacing w:after="80"/>
+      </w:pPr>
+      <w:r>
+        <w:rPr>
+          <w:rFonts w:ascii="Calibri" w:hAnsi="Calibri"/>
+        </w:rPr>
+        <w:t>The tested Python binding is public only as an embedded source subtree, while the project architecture and submission materials describe independently versioned wrappers. Publish the standalone Python repository before submission, test installation from that public source in a clean environment, and state clearly which wrapper commit belongs to the reviewed core release.</w:t>
       </w:r>
     </w:p>
     <w:p>
@@ -87,7 +162,7 @@
         <w:pStyle w:val="ListNumber"/>
         <w:numPr>
           <w:ilvl w:val="0"/>
-          <w:numId w:val="10"/>
+          <w:numId w:val="11"/>
         </w:numPr>
         <w:spacing w:after="80"/>
       </w:pPr>
@@ -95,7 +170,7 @@
         <w:rPr>
           <w:rFonts w:ascii="Calibri" w:hAnsi="Calibri"/>
         </w:rPr>
-        <w:t>Create the clean v0.1.0 tag, archive that exact commit, and insert the archive digest and DOI before submission. The manuscript correctly leaves these fields unresolved instead of inventing them, but a software paper should cite an immutable artifact.</w:t>
+        <w:t>Explain timing boundaries, warm-up, synchronization, data-transfer inclusion, thread counts, and hardware beside the unusually large 425x Metal KNNCV result. The supplement contains much of this context, but the evidence table should point to one reproducible record.</w:t>
       </w:r>
     </w:p>
     <w:p>
@@ -103,7 +178,7 @@
         <w:pStyle w:val="ListNumber"/>
         <w:numPr>
           <w:ilvl w:val="0"/>
-          <w:numId w:val="10"/>
+          <w:numId w:val="11"/>
         </w:numPr>
         <w:spacing w:after="80"/>
       </w:pPr>
@@ -111,7 +186,7 @@
         <w:rPr>
           <w:rFonts w:ascii="Calibri" w:hAnsi="Calibri"/>
         </w:rPr>
-        <w:t>Complete the author-only cover-letter fields: coauthor consent, funding, competing interests, conflict-free editor/reviewer suggestions, and dated community metrics. These are submission formalities rather than defects in the software contribution.</w:t>
+        <w:t>Complete the author-only cover-letter fields: coauthor consent, funding, competing interests, and conflict-free editor/reviewer suggestions. Refresh all dated repository and download metrics immediately before submission.</w:t>
       </w:r>
     </w:p>
     <w:p>
@@ -119,7 +194,7 @@
         <w:pStyle w:val="ListNumber"/>
         <w:numPr>
           <w:ilvl w:val="0"/>
-          <w:numId w:val="10"/>
+          <w:numId w:val="11"/>
         </w:numPr>
         <w:spacing w:after="80"/>
       </w:pPr>
@@ -135,7 +210,7 @@
         <w:pStyle w:val="ListNumber"/>
         <w:numPr>
           <w:ilvl w:val="0"/>
-          <w:numId w:val="10"/>
+          <w:numId w:val="11"/>
         </w:numPr>
         <w:spacing w:after="80"/>
       </w:pPr>
@@ -151,7 +226,7 @@
         <w:pStyle w:val="ListNumber"/>
         <w:numPr>
           <w:ilvl w:val="0"/>
-          <w:numId w:val="10"/>
+          <w:numId w:val="11"/>
         </w:numPr>
         <w:spacing w:after="80"/>
       </w:pPr>
@@ -159,7 +234,7 @@
         <w:rPr>
           <w:rFonts w:ascii="Calibri" w:hAnsi="Calibri"/>
         </w:rPr>
-        <w:t>The measured CPU coverage is useful but moderate (63.58% lines and 57.03% branches). Graph clustering and several PLS helper paths are the clearest future test targets. CUDA and Metal hardware tests should continue to be reported separately rather than folded into the CPU percentage.</w:t>
+        <w:t>Retain the explicit distinction between internal CV accuracy, the search score, and external-label diagnostics. The current paper handles this well and should not be simplified into a claim that maximizing CV accuracy necessarily recovers reference classes.</w:t>
       </w:r>
     </w:p>
     <w:p>
@@ -167,7 +242,7 @@
         <w:pStyle w:val="ListNumber"/>
         <w:numPr>
           <w:ilvl w:val="0"/>
-          <w:numId w:val="10"/>
+          <w:numId w:val="11"/>
         </w:numPr>
         <w:spacing w:after="80"/>
       </w:pPr>
@@ -175,7 +250,7 @@
         <w:rPr>
           <w:rFonts w:ascii="Calibri" w:hAnsi="Calibri"/>
         </w:rPr>
-        <w:t>Most reported wall times are descriptive runs, not replicated performance distributions. Preserve that language and avoid inferential speed claims until repeated measurements across additional hardware are archived.</w:t>
+        <w:t>Keep the four-page paper self-contained while treating the long technical document as a supplement. The present layout now satisfies the four-description-page limit, with references beginning on page 5.</w:t>
       </w:r>
     </w:p>
     <w:p>
@@ -268,12 +343,12 @@
     </w:p>
     <w:p>
       <w:r>
-        <w:t>Recommendation: Minor Revision. The manuscript and software are suitable in scope and technical substance for JMLR MLOSS. The remaining requests concern release immutability, author declarations, and sharper disclosure of benchmark and CUDA graph-size boundaries; they do not require a new algorithm, a redesign of the implementation, or a major new experimental campaign.</w:t>
+        <w:t>Recommendation: Major Revision. The software is suitable in scope and technically promising for JMLR MLOSS, and the four-page description is now clear and reproducible. However, the reviewed artifact is not yet frozen, coverage is substantially below the track's stated expectation, public CUDA evidence and current-release end-to-end validation remain incomplete, and active adoption of the new library has not yet been demonstrated.</w:t>
       </w:r>
     </w:p>
     <w:p>
       <w:r>
-        <w:t>I would not recommend rejection or major revision on the basis of the limited current result set: the paper already contains named multi-dataset positive and negative evidence, parameter sensitivity, cross-platform validation, and a carefully bounded claim. Broader repeated benchmarks would increase impact, but the present MLOSS contribution is primarily the reusable heterogeneous implementation.</w:t>
+        <w:t>I would encourage resubmission after these software-release and evidence issues are addressed. I do not request a new KODAMA objective or an algorithmic redesign: the principal work is to freeze and test the release, strengthen coverage and accelerator auditability, publish the Python wrapper, and establish independent usage evidence.</w:t>
       </w:r>
     </w:p>
     <w:sectPr>
@@ -487,6 +562,12 @@
     <w:abstractNumId w:val="0"/>
   </w:num>
   <w:num w:numId="10">
+    <w:abstractNumId w:val="7"/>
+    <w:lvlOverride w:ilvl="0">
+      <w:startOverride w:val="1"/>
+    </w:lvlOverride>
+  </w:num>
+  <w:num w:numId="11">
     <w:abstractNumId w:val="7"/>
     <w:lvlOverride w:ilvl="0">
       <w:startOverride w:val="1"/>

--- a/manuscript/kodama_cpp_jmlr_self_review.docx
+++ b/manuscript/kodama_cpp_jmlr_self_review.docx
@@ -13,7 +13,7 @@
           <w:color w:val="0B2545"/>
           <w:sz w:val="44"/>
         </w:rPr>
-        <w:t>Fresh JMLR MLOSS reviewer report: kodama-cpp</w:t>
+        <w:t>JMLR MLOSS re-review: kodama-cpp</w:t>
       </w:r>
     </w:p>
     <w:p>
@@ -26,7 +26,7 @@
           <w:i/>
           <w:sz w:val="22"/>
         </w:rPr>
-        <w:t>Independent first-read assessment of the current submission package</w:t>
+        <w:t>Assessment after revision of the evidence and reproducibility claims</w:t>
       </w:r>
     </w:p>
     <w:p>
@@ -40,7 +40,7 @@
           <w:color w:val="555555"/>
           <w:sz w:val="20"/>
         </w:rPr>
-        <w:t>Review date: 27 July 2026</w:t>
+        <w:t>Review date: 8 August 2026</w:t>
       </w:r>
     </w:p>
     <w:p>
@@ -58,9 +58,1397 @@
     </w:p>
     <w:p>
       <w:r>
-        <w:t>The empirical section is appropriately cautious. Internal CV accuracy is not presented as external truth, reference labels are used only after optimization, and positive and negative visualization results are retained. Kernel, optimizer, and end-to-end timings are separated. A legacy classifier-matched comparison and a separately scoped current-CRAN systems comparison prevent the predecessor discussion from relying on an obsolete release alone.</w:t>
+        <w:t>The empirical section now includes paired three-seed classic-versus-KODAMA CUDA results across an 11-dataset archive. The dataset is the inferential unit. For PLS-LDA plus UMAP, 6 of 10 complete datasets improve, the median silhouette change is +0.025, the 100,000-resample bootstrap interval is [-0.067, +0.084], and the Holm-adjusted exact Wilcoxon p-value is 0.557. KNN plus openTSNE is worse on all 10 datasets (Holm-adjusted p=0.0078). These post-specified analyses are labeled exploratory; the manuscript does not claim universal visualization improvement.</w:t>
       </w:r>
     </w:p>
+    <w:p>
+      <w:r>
+        <w:t>A new four-panel ImageNet figure makes the software output concrete, and the supplement now reports preliminary KODAMA core timing for every completed dataset/classifier cell. The figure is appropriately described as illustrative: its archived classic and KODAMA renders do not yet document one identical plotting-index vector. The frozen rerun plan requires matched plotting indices and fills the missing FlowRepository KNN and ImageNet PLS-LDA timing cells.</w:t>
+      </w:r>
+    </w:p>
+    <w:p>
+      <w:r>
+        <w:t>A local Apple Metal scheduler study additionally shows that the optimal number of independent worker lanes depends on the retained fold workspace: three lanes were selected for raw COIL20 and four for MetRef. This supports memory-aware automatic scheduling, but the timing is preliminary because thermal state and run order were not controlled as rigorously as the planned confirmatory experiment.</w:t>
+      </w:r>
+    </w:p>
+    <w:p>
+      <w:r>
+        <w:t>A new paired CPU4/Metal screen removes graph-search confounding by supplying one identical CPU graph to both optimizers for each dataset and seed. Across three seeds at M=20/Tcycle=20, median Metal speedups range from 0.98x for MetRef PLS-LDA to 2.33x for USPS PLS-LDA. The study properly retains the raw COIL20 50-component PLS-LDA cell as censored after it crossed the local feasibility budget. The wrapper now also invalidates stale native objects when the selected core archive or public headers change. These are useful engineering revisions, but the results remain dirty-worktree evidence.</w:t>
+      </w:r>
+    </w:p>
+    <w:p>
+      <w:r>
+        <w:t>Two further local corrections strengthen the numerical implementation. CPU PLS-LDA now streams class sums and the latent Gram matrix instead of retaining full score matrices; TabulaMuris PLSLDACV improved by 1.47x with identical predictions and a 0.587 peak-memory ratio. An overflow-only SIMPLS power-norm guard restored all 50 requested components on MNIST70k: CPU accuracy changed from an erroneous 0.112529 fallback to 0.866457, while Metal changed from failure to 0.866286 in a 2.296-second median. Normal CPU, AddressSanitizer, physical Metal, and a compact synthetic regression pass. Frozen CUDA confirmation is still required.</w:t>
+      </w:r>
+    </w:p>
+    <w:p>
+      <w:r>
+        <w:t>Cycle 15 adds a full shared-graph MetRef run at M=Tcycle=100 and clean wrapper checks. Metal accelerated KNN optimization from 2.729 to 1.609 seconds, but four-lane Metal PLS-LDA required 651.767 seconds versus 335.734 seconds on CPU4. Both PLS-LDA backends reached median CV accuracy 0.993893 and strong truth-label silhouette (0.8598/0.8656), while KNN selected two classes. A single-lane Metal proposal was rejected after two runs required 46.8 seconds. This strengthens the paper because it reports an unfavorable systems result and avoids a benchmark-specific scheduler rule.</w:t>
+      </w:r>
+    </w:p>
+    <w:p>
+      <w:r>
+        <w:t>Cycle 16 adds the corresponding full shared-graph USPS controls. Metal accelerated KNN optimization from 12.451 to 7.888 seconds, but PLS-LDA required 1105.998 seconds on Metal versus 707.057 seconds on CPU4. KODAMA truth-label silhouettes were 0.4550/0.4555 for KNN and 0.4227/0.4174 for PLS-LDA, compared with approximately 0.13 for classic UMAP. The result reinforces the need for stage-resolved, classifier-specific performance claims.</w:t>
+      </w:r>
+    </w:p>
+    <w:p>
+      <w:r>
+        <w:t>Cycle 22 added the first complete shared-graph SatImage control at M=Tcycle=100. A later lifecycle audit showed that its Metal result was dominated by one-slot fold-cache eviction and conservative independent-run scheduling. The corrected implementation reduced KNN from 3.216 to 2.442 seconds and PLS-LDA from 331.781 to 171.675 seconds. KNN is now 1.21x faster than CPU4; Metal PLS-LDA is 1.93x faster than its own pre-fix path but remains 3.04x slower than CPU4 for this 36-variable case. CV and class-count summaries remain close and no run collapses. Both KODAMA truth-label silhouettes remain below classic UMAP. The same coverage cycle raises CPU line/branch coverage to 80.48%/69.33% by testing the public binary UMAP graph route. Production mathematics is unchanged.</w:t>
+      </w:r>
+    </w:p>
+    <w:p>
+      <w:r>
+        <w:t>Cycle 26 separates Metal graph performance from low-dimensional PLS-LDA orchestration. A native Apple M3 fixture builds the exact graph in 0.0448 seconds versus 0.2493 seconds with four-core HNSW at recall 1.000; KNN CV is 25.0x faster on Metal. In contrast, the small PLS-LDA CV probe is 1.52x slower. Removing nested fold workers from independent M lanes reduces BreastCancerDiagnostic M=Tcycle=100 PLS-LDA from 109.557 to 105.285 seconds with unchanged core diagnostics, but CPU4 remains faster at 6.990 seconds. A one-command SIMPLS candidate was slower and was removed. These negative results delimit the Metal crossover without altering the classifier or selecting a backend by dataset.</w:t>
+      </w:r>
+    </w:p>
+    <w:p>
+      <w:pPr>
+        <w:pStyle w:val="Heading1"/>
+      </w:pPr>
+      <w:r>
+        <w:t>Disposition of Previous Comments</w:t>
+      </w:r>
+    </w:p>
+    <w:tbl>
+      <w:tblPr>
+        <w:tblW w:type="auto" w:w="0"/>
+        <w:tblLayout w:type="fixed"/>
+        <w:tblLook w:firstColumn="1" w:firstRow="1" w:lastColumn="0" w:lastRow="0" w:noHBand="0" w:noVBand="1" w:val="04A0"/>
+        <w:jc w:val="center"/>
+        <w:tblBorders>
+          <w:top w:val="single" w:sz="4" w:space="0" w:color="D0D7DE"/>
+          <w:left w:val="single" w:sz="4" w:space="0" w:color="D0D7DE"/>
+          <w:bottom w:val="single" w:sz="4" w:space="0" w:color="D0D7DE"/>
+          <w:right w:val="single" w:sz="4" w:space="0" w:color="D0D7DE"/>
+          <w:insideH w:val="single" w:sz="4" w:space="0" w:color="D0D7DE"/>
+          <w:insideV w:val="single" w:sz="4" w:space="0" w:color="D0D7DE"/>
+        </w:tblBorders>
+      </w:tblPr>
+      <w:tblGrid>
+        <w:gridCol w:w="3216"/>
+        <w:gridCol w:w="3216"/>
+        <w:gridCol w:w="3216"/>
+      </w:tblGrid>
+      <w:tr>
+        <w:trPr>
+          <w:cantSplit/>
+          <w:tblHeader w:val="true"/>
+        </w:trPr>
+        <w:tc>
+          <w:tcPr>
+            <w:tcW w:type="dxa" w:w="2592"/>
+            <w:vAlign w:val="center"/>
+            <w:tcMar>
+              <w:top w:w="80" w:type="dxa"/>
+              <w:bottom w:w="80" w:type="dxa"/>
+              <w:start w:w="120" w:type="dxa"/>
+              <w:end w:w="120" w:type="dxa"/>
+            </w:tcMar>
+            <w:shd w:fill="E8EEF5"/>
+          </w:tcPr>
+          <w:p>
+            <w:pPr>
+              <w:keepNext/>
+              <w:spacing w:after="40" w:line="264" w:lineRule="auto"/>
+            </w:pPr>
+            <w:r>
+              <w:rPr>
+                <w:rFonts w:ascii="Calibri" w:hAnsi="Calibri"/>
+                <w:b/>
+                <w:sz w:val="16"/>
+              </w:rPr>
+              <w:t>Comment</w:t>
+            </w:r>
+          </w:p>
+        </w:tc>
+        <w:tc>
+          <w:tcPr>
+            <w:tcW w:type="dxa" w:w="1656"/>
+            <w:vAlign w:val="center"/>
+            <w:tcMar>
+              <w:top w:w="80" w:type="dxa"/>
+              <w:bottom w:w="80" w:type="dxa"/>
+              <w:start w:w="120" w:type="dxa"/>
+              <w:end w:w="120" w:type="dxa"/>
+            </w:tcMar>
+            <w:shd w:fill="E8EEF5"/>
+          </w:tcPr>
+          <w:p>
+            <w:pPr>
+              <w:keepNext/>
+              <w:spacing w:after="40" w:line="264" w:lineRule="auto"/>
+            </w:pPr>
+            <w:r>
+              <w:rPr>
+                <w:rFonts w:ascii="Calibri" w:hAnsi="Calibri"/>
+                <w:b/>
+                <w:sz w:val="16"/>
+              </w:rPr>
+              <w:t>Status</w:t>
+            </w:r>
+          </w:p>
+        </w:tc>
+        <w:tc>
+          <w:tcPr>
+            <w:tcW w:type="dxa" w:w="5760"/>
+            <w:vAlign w:val="center"/>
+            <w:tcMar>
+              <w:top w:w="80" w:type="dxa"/>
+              <w:bottom w:w="80" w:type="dxa"/>
+              <w:start w:w="120" w:type="dxa"/>
+              <w:end w:w="120" w:type="dxa"/>
+            </w:tcMar>
+            <w:shd w:fill="E8EEF5"/>
+          </w:tcPr>
+          <w:p>
+            <w:pPr>
+              <w:keepNext/>
+              <w:spacing w:after="40" w:line="264" w:lineRule="auto"/>
+            </w:pPr>
+            <w:r>
+              <w:rPr>
+                <w:rFonts w:ascii="Calibri" w:hAnsi="Calibri"/>
+                <w:b/>
+                <w:sz w:val="16"/>
+              </w:rPr>
+              <w:t>Revision or remaining action</w:t>
+            </w:r>
+          </w:p>
+        </w:tc>
+      </w:tr>
+      <w:tr>
+        <w:trPr>
+          <w:cantSplit/>
+        </w:trPr>
+        <w:tc>
+          <w:tcPr>
+            <w:tcW w:type="dxa" w:w="2592"/>
+            <w:vAlign w:val="center"/>
+            <w:tcMar>
+              <w:top w:w="80" w:type="dxa"/>
+              <w:bottom w:w="80" w:type="dxa"/>
+              <w:start w:w="120" w:type="dxa"/>
+              <w:end w:w="120" w:type="dxa"/>
+            </w:tcMar>
+          </w:tcPr>
+          <w:p>
+            <w:pPr>
+              <w:spacing w:after="40" w:line="264" w:lineRule="auto"/>
+            </w:pPr>
+            <w:r>
+              <w:rPr>
+                <w:rFonts w:ascii="Calibri" w:hAnsi="Calibri"/>
+                <w:sz w:val="16"/>
+              </w:rPr>
+              <w:t>Uncertainty and paired inference</w:t>
+            </w:r>
+          </w:p>
+        </w:tc>
+        <w:tc>
+          <w:tcPr>
+            <w:tcW w:type="dxa" w:w="1656"/>
+            <w:vAlign w:val="center"/>
+            <w:tcMar>
+              <w:top w:w="80" w:type="dxa"/>
+              <w:bottom w:w="80" w:type="dxa"/>
+              <w:start w:w="120" w:type="dxa"/>
+              <w:end w:w="120" w:type="dxa"/>
+            </w:tcMar>
+          </w:tcPr>
+          <w:p>
+            <w:pPr>
+              <w:spacing w:after="40" w:line="264" w:lineRule="auto"/>
+            </w:pPr>
+            <w:r>
+              <w:rPr>
+                <w:rFonts w:ascii="Calibri" w:hAnsi="Calibri"/>
+                <w:sz w:val="16"/>
+              </w:rPr>
+              <w:t>Addressed</w:t>
+            </w:r>
+          </w:p>
+        </w:tc>
+        <w:tc>
+          <w:tcPr>
+            <w:tcW w:type="dxa" w:w="5760"/>
+            <w:vAlign w:val="center"/>
+            <w:tcMar>
+              <w:top w:w="80" w:type="dxa"/>
+              <w:bottom w:w="80" w:type="dxa"/>
+              <w:start w:w="120" w:type="dxa"/>
+              <w:end w:w="120" w:type="dxa"/>
+            </w:tcMar>
+          </w:tcPr>
+          <w:p>
+            <w:pPr>
+              <w:spacing w:after="40" w:line="264" w:lineRule="auto"/>
+            </w:pPr>
+            <w:r>
+              <w:rPr>
+                <w:rFonts w:ascii="Calibri" w:hAnsi="Calibri"/>
+                <w:sz w:val="16"/>
+              </w:rPr>
+              <w:t>Dataset-level seed medians, bootstrap intervals, exact paired Wilcoxon tests, sign tests, and Holm adjustment are now reported.</w:t>
+            </w:r>
+          </w:p>
+        </w:tc>
+      </w:tr>
+      <w:tr>
+        <w:trPr>
+          <w:cantSplit/>
+        </w:trPr>
+        <w:tc>
+          <w:tcPr>
+            <w:tcW w:type="dxa" w:w="2592"/>
+            <w:vAlign w:val="center"/>
+            <w:tcMar>
+              <w:top w:w="80" w:type="dxa"/>
+              <w:bottom w:w="80" w:type="dxa"/>
+              <w:start w:w="120" w:type="dxa"/>
+              <w:end w:w="120" w:type="dxa"/>
+            </w:tcMar>
+          </w:tcPr>
+          <w:p>
+            <w:pPr>
+              <w:spacing w:after="40" w:line="264" w:lineRule="auto"/>
+            </w:pPr>
+            <w:r>
+              <w:rPr>
+                <w:rFonts w:ascii="Calibri" w:hAnsi="Calibri"/>
+                <w:sz w:val="16"/>
+              </w:rPr>
+              <w:t>Primary endpoint</w:t>
+            </w:r>
+          </w:p>
+        </w:tc>
+        <w:tc>
+          <w:tcPr>
+            <w:tcW w:type="dxa" w:w="1656"/>
+            <w:vAlign w:val="center"/>
+            <w:tcMar>
+              <w:top w:w="80" w:type="dxa"/>
+              <w:bottom w:w="80" w:type="dxa"/>
+              <w:start w:w="120" w:type="dxa"/>
+              <w:end w:w="120" w:type="dxa"/>
+            </w:tcMar>
+          </w:tcPr>
+          <w:p>
+            <w:pPr>
+              <w:spacing w:after="40" w:line="264" w:lineRule="auto"/>
+            </w:pPr>
+            <w:r>
+              <w:rPr>
+                <w:rFonts w:ascii="Calibri" w:hAnsi="Calibri"/>
+                <w:sz w:val="16"/>
+              </w:rPr>
+              <w:t>Addressed for a future confirmatory study</w:t>
+            </w:r>
+          </w:p>
+        </w:tc>
+        <w:tc>
+          <w:tcPr>
+            <w:tcW w:type="dxa" w:w="5760"/>
+            <w:vAlign w:val="center"/>
+            <w:tcMar>
+              <w:top w:w="80" w:type="dxa"/>
+              <w:bottom w:w="80" w:type="dxa"/>
+              <w:start w:w="120" w:type="dxa"/>
+              <w:end w:w="120" w:type="dxa"/>
+            </w:tcMar>
+          </w:tcPr>
+          <w:p>
+            <w:pPr>
+              <w:spacing w:after="40" w:line="264" w:lineRule="auto"/>
+            </w:pPr>
+            <w:r>
+              <w:rPr>
+                <w:rFonts w:ascii="Calibri" w:hAnsi="Calibri"/>
+                <w:sz w:val="16"/>
+              </w:rPr>
+              <w:t>PLS-LDA UMAP silhouette is predeclared as primary; trustworthiness and Preserve@30 are secondary. Existing archive analyses remain explicitly exploratory.</w:t>
+            </w:r>
+          </w:p>
+        </w:tc>
+      </w:tr>
+      <w:tr>
+        <w:trPr>
+          <w:cantSplit/>
+        </w:trPr>
+        <w:tc>
+          <w:tcPr>
+            <w:tcW w:type="dxa" w:w="2592"/>
+            <w:vAlign w:val="center"/>
+            <w:tcMar>
+              <w:top w:w="80" w:type="dxa"/>
+              <w:bottom w:w="80" w:type="dxa"/>
+              <w:start w:w="120" w:type="dxa"/>
+              <w:end w:w="120" w:type="dxa"/>
+            </w:tcMar>
+          </w:tcPr>
+          <w:p>
+            <w:pPr>
+              <w:spacing w:after="40" w:line="264" w:lineRule="auto"/>
+            </w:pPr>
+            <w:r>
+              <w:rPr>
+                <w:rFonts w:ascii="Calibri" w:hAnsi="Calibri"/>
+                <w:sz w:val="16"/>
+              </w:rPr>
+              <w:t>Overstatement of silhouette</w:t>
+            </w:r>
+          </w:p>
+        </w:tc>
+        <w:tc>
+          <w:tcPr>
+            <w:tcW w:type="dxa" w:w="1656"/>
+            <w:vAlign w:val="center"/>
+            <w:tcMar>
+              <w:top w:w="80" w:type="dxa"/>
+              <w:bottom w:w="80" w:type="dxa"/>
+              <w:start w:w="120" w:type="dxa"/>
+              <w:end w:w="120" w:type="dxa"/>
+            </w:tcMar>
+          </w:tcPr>
+          <w:p>
+            <w:pPr>
+              <w:spacing w:after="40" w:line="264" w:lineRule="auto"/>
+            </w:pPr>
+            <w:r>
+              <w:rPr>
+                <w:rFonts w:ascii="Calibri" w:hAnsi="Calibri"/>
+                <w:sz w:val="16"/>
+              </w:rPr>
+              <w:t>Addressed</w:t>
+            </w:r>
+          </w:p>
+        </w:tc>
+        <w:tc>
+          <w:tcPr>
+            <w:tcW w:type="dxa" w:w="5760"/>
+            <w:vAlign w:val="center"/>
+            <w:tcMar>
+              <w:top w:w="80" w:type="dxa"/>
+              <w:bottom w:w="80" w:type="dxa"/>
+              <w:start w:w="120" w:type="dxa"/>
+              <w:end w:w="120" w:type="dxa"/>
+            </w:tcMar>
+          </w:tcPr>
+          <w:p>
+            <w:pPr>
+              <w:spacing w:after="40" w:line="264" w:lineRule="auto"/>
+            </w:pPr>
+            <w:r>
+              <w:rPr>
+                <w:rFonts w:ascii="Calibri" w:hAnsi="Calibri"/>
+                <w:sz w:val="16"/>
+              </w:rPr>
+              <w:t>The text now describes reference-label compactness and label-aligned structure, not recovery of more information.</w:t>
+            </w:r>
+          </w:p>
+        </w:tc>
+      </w:tr>
+      <w:tr>
+        <w:trPr>
+          <w:cantSplit/>
+        </w:trPr>
+        <w:tc>
+          <w:tcPr>
+            <w:tcW w:type="dxa" w:w="2592"/>
+            <w:vAlign w:val="center"/>
+            <w:tcMar>
+              <w:top w:w="80" w:type="dxa"/>
+              <w:bottom w:w="80" w:type="dxa"/>
+              <w:start w:w="120" w:type="dxa"/>
+              <w:end w:w="120" w:type="dxa"/>
+            </w:tcMar>
+          </w:tcPr>
+          <w:p>
+            <w:pPr>
+              <w:spacing w:after="40" w:line="264" w:lineRule="auto"/>
+            </w:pPr>
+            <w:r>
+              <w:rPr>
+                <w:rFonts w:ascii="Calibri" w:hAnsi="Calibri"/>
+                <w:sz w:val="16"/>
+              </w:rPr>
+              <w:t>Unsupported Metal timing</w:t>
+            </w:r>
+          </w:p>
+        </w:tc>
+        <w:tc>
+          <w:tcPr>
+            <w:tcW w:type="dxa" w:w="1656"/>
+            <w:vAlign w:val="center"/>
+            <w:tcMar>
+              <w:top w:w="80" w:type="dxa"/>
+              <w:bottom w:w="80" w:type="dxa"/>
+              <w:start w:w="120" w:type="dxa"/>
+              <w:end w:w="120" w:type="dxa"/>
+            </w:tcMar>
+          </w:tcPr>
+          <w:p>
+            <w:pPr>
+              <w:spacing w:after="40" w:line="264" w:lineRule="auto"/>
+            </w:pPr>
+            <w:r>
+              <w:rPr>
+                <w:rFonts w:ascii="Calibri" w:hAnsi="Calibri"/>
+                <w:sz w:val="16"/>
+              </w:rPr>
+              <w:t>Addressed</w:t>
+            </w:r>
+          </w:p>
+        </w:tc>
+        <w:tc>
+          <w:tcPr>
+            <w:tcW w:type="dxa" w:w="5760"/>
+            <w:vAlign w:val="center"/>
+            <w:tcMar>
+              <w:top w:w="80" w:type="dxa"/>
+              <w:bottom w:w="80" w:type="dxa"/>
+              <w:start w:w="120" w:type="dxa"/>
+              <w:end w:w="120" w:type="dxa"/>
+            </w:tcMar>
+          </w:tcPr>
+          <w:p>
+            <w:pPr>
+              <w:spacing w:after="40" w:line="264" w:lineRule="auto"/>
+            </w:pPr>
+            <w:r>
+              <w:rPr>
+                <w:rFonts w:ascii="Calibri" w:hAnsi="Calibri"/>
+                <w:sz w:val="16"/>
+              </w:rPr>
+              <w:t>The historical 425x row was removed because warm-up and synchronization boundaries were not retained.</w:t>
+            </w:r>
+          </w:p>
+        </w:tc>
+      </w:tr>
+      <w:tr>
+        <w:trPr>
+          <w:cantSplit/>
+        </w:trPr>
+        <w:tc>
+          <w:tcPr>
+            <w:tcW w:type="dxa" w:w="2592"/>
+            <w:vAlign w:val="center"/>
+            <w:tcMar>
+              <w:top w:w="80" w:type="dxa"/>
+              <w:bottom w:w="80" w:type="dxa"/>
+              <w:start w:w="120" w:type="dxa"/>
+              <w:end w:w="120" w:type="dxa"/>
+            </w:tcMar>
+          </w:tcPr>
+          <w:p>
+            <w:pPr>
+              <w:spacing w:after="40" w:line="264" w:lineRule="auto"/>
+            </w:pPr>
+            <w:r>
+              <w:rPr>
+                <w:rFonts w:ascii="Calibri" w:hAnsi="Calibri"/>
+                <w:sz w:val="16"/>
+              </w:rPr>
+              <w:t>Timing boundaries</w:t>
+            </w:r>
+          </w:p>
+        </w:tc>
+        <w:tc>
+          <w:tcPr>
+            <w:tcW w:type="dxa" w:w="1656"/>
+            <w:vAlign w:val="center"/>
+            <w:tcMar>
+              <w:top w:w="80" w:type="dxa"/>
+              <w:bottom w:w="80" w:type="dxa"/>
+              <w:start w:w="120" w:type="dxa"/>
+              <w:end w:w="120" w:type="dxa"/>
+            </w:tcMar>
+          </w:tcPr>
+          <w:p>
+            <w:pPr>
+              <w:spacing w:after="40" w:line="264" w:lineRule="auto"/>
+            </w:pPr>
+            <w:r>
+              <w:rPr>
+                <w:rFonts w:ascii="Calibri" w:hAnsi="Calibri"/>
+                <w:sz w:val="16"/>
+              </w:rPr>
+              <w:t>Addressed</w:t>
+            </w:r>
+          </w:p>
+        </w:tc>
+        <w:tc>
+          <w:tcPr>
+            <w:tcW w:type="dxa" w:w="5760"/>
+            <w:vAlign w:val="center"/>
+            <w:tcMar>
+              <w:top w:w="80" w:type="dxa"/>
+              <w:bottom w:w="80" w:type="dxa"/>
+              <w:start w:w="120" w:type="dxa"/>
+              <w:end w:w="120" w:type="dxa"/>
+            </w:tcMar>
+          </w:tcPr>
+          <w:p>
+            <w:pPr>
+              <w:spacing w:after="40" w:line="264" w:lineRule="auto"/>
+            </w:pPr>
+            <w:r>
+              <w:rPr>
+                <w:rFonts w:ascii="Calibri" w:hAnsi="Calibri"/>
+                <w:sz w:val="16"/>
+              </w:rPr>
+              <w:t>The protocol defines wall-clock call boundaries, synchronization, allocation and transfer inclusion, warm-up handling, and thread reporting.</w:t>
+            </w:r>
+          </w:p>
+        </w:tc>
+      </w:tr>
+      <w:tr>
+        <w:trPr>
+          <w:cantSplit/>
+        </w:trPr>
+        <w:tc>
+          <w:tcPr>
+            <w:tcW w:type="dxa" w:w="2592"/>
+            <w:vAlign w:val="center"/>
+            <w:tcMar>
+              <w:top w:w="80" w:type="dxa"/>
+              <w:bottom w:w="80" w:type="dxa"/>
+              <w:start w:w="120" w:type="dxa"/>
+              <w:end w:w="120" w:type="dxa"/>
+            </w:tcMar>
+          </w:tcPr>
+          <w:p>
+            <w:pPr>
+              <w:spacing w:after="40" w:line="264" w:lineRule="auto"/>
+            </w:pPr>
+            <w:r>
+              <w:rPr>
+                <w:rFonts w:ascii="Calibri" w:hAnsi="Calibri"/>
+                <w:sz w:val="16"/>
+              </w:rPr>
+              <w:t>Release identity and HPC provenance</w:t>
+            </w:r>
+          </w:p>
+        </w:tc>
+        <w:tc>
+          <w:tcPr>
+            <w:tcW w:type="dxa" w:w="1656"/>
+            <w:vAlign w:val="center"/>
+            <w:tcMar>
+              <w:top w:w="80" w:type="dxa"/>
+              <w:bottom w:w="80" w:type="dxa"/>
+              <w:start w:w="120" w:type="dxa"/>
+              <w:end w:w="120" w:type="dxa"/>
+            </w:tcMar>
+          </w:tcPr>
+          <w:p>
+            <w:pPr>
+              <w:spacing w:after="40" w:line="264" w:lineRule="auto"/>
+            </w:pPr>
+            <w:r>
+              <w:rPr>
+                <w:rFonts w:ascii="Calibri" w:hAnsi="Calibri"/>
+                <w:sz w:val="16"/>
+              </w:rPr>
+              <w:t>Open</w:t>
+            </w:r>
+          </w:p>
+        </w:tc>
+        <w:tc>
+          <w:tcPr>
+            <w:tcW w:type="dxa" w:w="5760"/>
+            <w:vAlign w:val="center"/>
+            <w:tcMar>
+              <w:top w:w="80" w:type="dxa"/>
+              <w:bottom w:w="80" w:type="dxa"/>
+              <w:start w:w="120" w:type="dxa"/>
+              <w:end w:w="120" w:type="dxa"/>
+            </w:tcMar>
+          </w:tcPr>
+          <w:p>
+            <w:pPr>
+              <w:spacing w:after="40" w:line="264" w:lineRule="auto"/>
+            </w:pPr>
+            <w:r>
+              <w:rPr>
+                <w:rFonts w:ascii="Calibri" w:hAnsi="Calibri"/>
+                <w:sz w:val="16"/>
+              </w:rPr>
+              <w:t>Public commit identities are recorded, but no immutable tag exists and uploaded manifests contain git_commit=NA; a clean tagged confirmatory rerun is still required.</w:t>
+            </w:r>
+          </w:p>
+        </w:tc>
+      </w:tr>
+      <w:tr>
+        <w:trPr>
+          <w:cantSplit/>
+        </w:trPr>
+        <w:tc>
+          <w:tcPr>
+            <w:tcW w:type="dxa" w:w="2592"/>
+            <w:vAlign w:val="center"/>
+            <w:tcMar>
+              <w:top w:w="80" w:type="dxa"/>
+              <w:bottom w:w="80" w:type="dxa"/>
+              <w:start w:w="120" w:type="dxa"/>
+              <w:end w:w="120" w:type="dxa"/>
+            </w:tcMar>
+          </w:tcPr>
+          <w:p>
+            <w:pPr>
+              <w:spacing w:after="40" w:line="264" w:lineRule="auto"/>
+            </w:pPr>
+            <w:r>
+              <w:rPr>
+                <w:rFonts w:ascii="Calibri" w:hAnsi="Calibri"/>
+                <w:sz w:val="16"/>
+              </w:rPr>
+              <w:t>Coverage and CUDA audit</w:t>
+            </w:r>
+          </w:p>
+        </w:tc>
+        <w:tc>
+          <w:tcPr>
+            <w:tcW w:type="dxa" w:w="1656"/>
+            <w:vAlign w:val="center"/>
+            <w:tcMar>
+              <w:top w:w="80" w:type="dxa"/>
+              <w:bottom w:w="80" w:type="dxa"/>
+              <w:start w:w="120" w:type="dxa"/>
+              <w:end w:w="120" w:type="dxa"/>
+            </w:tcMar>
+          </w:tcPr>
+          <w:p>
+            <w:pPr>
+              <w:spacing w:after="40" w:line="264" w:lineRule="auto"/>
+            </w:pPr>
+            <w:r>
+              <w:rPr>
+                <w:rFonts w:ascii="Calibri" w:hAnsi="Calibri"/>
+                <w:sz w:val="16"/>
+              </w:rPr>
+              <w:t>Partially addressed</w:t>
+            </w:r>
+          </w:p>
+        </w:tc>
+        <w:tc>
+          <w:tcPr>
+            <w:tcW w:type="dxa" w:w="5760"/>
+            <w:vAlign w:val="center"/>
+            <w:tcMar>
+              <w:top w:w="80" w:type="dxa"/>
+              <w:bottom w:w="80" w:type="dxa"/>
+              <w:start w:w="120" w:type="dxa"/>
+              <w:end w:w="120" w:type="dxa"/>
+            </w:tcMar>
+          </w:tcPr>
+          <w:p>
+            <w:pPr>
+              <w:spacing w:after="40" w:line="264" w:lineRule="auto"/>
+            </w:pPr>
+            <w:r>
+              <w:rPr>
+                <w:rFonts w:ascii="Calibri" w:hAnsi="Calibri"/>
+                <w:sz w:val="16"/>
+              </w:rPr>
+              <w:t>A direct public-entry-point map records physical Metal and current-source CUDA execution. Binary UMAP, matrix orchestration, and resident-IVF ownership/error contracts raise measured CPU line/branch coverage to 80.48%/69.33%, but this remains below the MLOSS target and public CI still does not exercise CUDA hardware.</w:t>
+            </w:r>
+          </w:p>
+        </w:tc>
+      </w:tr>
+      <w:tr>
+        <w:trPr>
+          <w:cantSplit/>
+        </w:trPr>
+        <w:tc>
+          <w:tcPr>
+            <w:tcW w:type="dxa" w:w="2592"/>
+            <w:vAlign w:val="center"/>
+            <w:tcMar>
+              <w:top w:w="80" w:type="dxa"/>
+              <w:bottom w:w="80" w:type="dxa"/>
+              <w:start w:w="120" w:type="dxa"/>
+              <w:end w:w="120" w:type="dxa"/>
+            </w:tcMar>
+          </w:tcPr>
+          <w:p>
+            <w:pPr>
+              <w:spacing w:after="40" w:line="264" w:lineRule="auto"/>
+            </w:pPr>
+            <w:r>
+              <w:rPr>
+                <w:rFonts w:ascii="Calibri" w:hAnsi="Calibri"/>
+                <w:sz w:val="16"/>
+              </w:rPr>
+              <w:t>Independent adoption</w:t>
+            </w:r>
+          </w:p>
+        </w:tc>
+        <w:tc>
+          <w:tcPr>
+            <w:tcW w:type="dxa" w:w="1656"/>
+            <w:vAlign w:val="center"/>
+            <w:tcMar>
+              <w:top w:w="80" w:type="dxa"/>
+              <w:bottom w:w="80" w:type="dxa"/>
+              <w:start w:w="120" w:type="dxa"/>
+              <w:end w:w="120" w:type="dxa"/>
+            </w:tcMar>
+          </w:tcPr>
+          <w:p>
+            <w:pPr>
+              <w:spacing w:after="40" w:line="264" w:lineRule="auto"/>
+            </w:pPr>
+            <w:r>
+              <w:rPr>
+                <w:rFonts w:ascii="Calibri" w:hAnsi="Calibri"/>
+                <w:sz w:val="16"/>
+              </w:rPr>
+              <w:t>Open</w:t>
+            </w:r>
+          </w:p>
+        </w:tc>
+        <w:tc>
+          <w:tcPr>
+            <w:tcW w:type="dxa" w:w="5760"/>
+            <w:vAlign w:val="center"/>
+            <w:tcMar>
+              <w:top w:w="80" w:type="dxa"/>
+              <w:bottom w:w="80" w:type="dxa"/>
+              <w:start w:w="120" w:type="dxa"/>
+              <w:end w:w="120" w:type="dxa"/>
+            </w:tcMar>
+          </w:tcPr>
+          <w:p>
+            <w:pPr>
+              <w:spacing w:after="40" w:line="264" w:lineRule="auto"/>
+            </w:pPr>
+            <w:r>
+              <w:rPr>
+                <w:rFonts w:ascii="Calibri" w:hAnsi="Calibri"/>
+                <w:sz w:val="16"/>
+              </w:rPr>
+              <w:t>Predecessor-package use is documented separately, but the new library still lacks verifiable independent adoption evidence.</w:t>
+            </w:r>
+          </w:p>
+        </w:tc>
+      </w:tr>
+      <w:tr>
+        <w:trPr>
+          <w:cantSplit/>
+        </w:trPr>
+        <w:tc>
+          <w:tcPr>
+            <w:tcW w:type="dxa" w:w="2592"/>
+            <w:vAlign w:val="center"/>
+            <w:tcMar>
+              <w:top w:w="80" w:type="dxa"/>
+              <w:bottom w:w="80" w:type="dxa"/>
+              <w:start w:w="120" w:type="dxa"/>
+              <w:end w:w="120" w:type="dxa"/>
+            </w:tcMar>
+          </w:tcPr>
+          <w:p>
+            <w:pPr>
+              <w:spacing w:after="40" w:line="264" w:lineRule="auto"/>
+            </w:pPr>
+            <w:r>
+              <w:rPr>
+                <w:rFonts w:ascii="Calibri" w:hAnsi="Calibri"/>
+                <w:sz w:val="16"/>
+              </w:rPr>
+              <w:t>Python source packaging</w:t>
+            </w:r>
+          </w:p>
+        </w:tc>
+        <w:tc>
+          <w:tcPr>
+            <w:tcW w:type="dxa" w:w="1656"/>
+            <w:vAlign w:val="center"/>
+            <w:tcMar>
+              <w:top w:w="80" w:type="dxa"/>
+              <w:bottom w:w="80" w:type="dxa"/>
+              <w:start w:w="120" w:type="dxa"/>
+              <w:end w:w="120" w:type="dxa"/>
+            </w:tcMar>
+          </w:tcPr>
+          <w:p>
+            <w:pPr>
+              <w:spacing w:after="40" w:line="264" w:lineRule="auto"/>
+            </w:pPr>
+            <w:r>
+              <w:rPr>
+                <w:rFonts w:ascii="Calibri" w:hAnsi="Calibri"/>
+                <w:sz w:val="16"/>
+              </w:rPr>
+              <w:t>Addressed</w:t>
+            </w:r>
+          </w:p>
+        </w:tc>
+        <w:tc>
+          <w:tcPr>
+            <w:tcW w:type="dxa" w:w="5760"/>
+            <w:vAlign w:val="center"/>
+            <w:tcMar>
+              <w:top w:w="80" w:type="dxa"/>
+              <w:bottom w:w="80" w:type="dxa"/>
+              <w:start w:w="120" w:type="dxa"/>
+              <w:end w:w="120" w:type="dxa"/>
+            </w:tcMar>
+          </w:tcPr>
+          <w:p>
+            <w:pPr>
+              <w:spacing w:after="40" w:line="264" w:lineRule="auto"/>
+            </w:pPr>
+            <w:r>
+              <w:rPr>
+                <w:rFonts w:ascii="Calibri" w:hAnsi="Calibri"/>
+                <w:sz w:val="16"/>
+              </w:rPr>
+              <w:t>The tested binding is intentionally versioned with the core tree, and the documentation no longer promises a separate unpublished repository.</w:t>
+            </w:r>
+          </w:p>
+        </w:tc>
+      </w:tr>
+      <w:tr>
+        <w:trPr>
+          <w:cantSplit/>
+        </w:trPr>
+        <w:tc>
+          <w:tcPr>
+            <w:tcW w:type="dxa" w:w="2592"/>
+            <w:vAlign w:val="center"/>
+            <w:tcMar>
+              <w:top w:w="80" w:type="dxa"/>
+              <w:bottom w:w="80" w:type="dxa"/>
+              <w:start w:w="120" w:type="dxa"/>
+              <w:end w:w="120" w:type="dxa"/>
+            </w:tcMar>
+          </w:tcPr>
+          <w:p>
+            <w:pPr>
+              <w:spacing w:after="40" w:line="264" w:lineRule="auto"/>
+            </w:pPr>
+            <w:r>
+              <w:rPr>
+                <w:rFonts w:ascii="Calibri" w:hAnsi="Calibri"/>
+                <w:sz w:val="16"/>
+              </w:rPr>
+              <w:t>Metal worker scheduling</w:t>
+            </w:r>
+          </w:p>
+        </w:tc>
+        <w:tc>
+          <w:tcPr>
+            <w:tcW w:type="dxa" w:w="1656"/>
+            <w:vAlign w:val="center"/>
+            <w:tcMar>
+              <w:top w:w="80" w:type="dxa"/>
+              <w:bottom w:w="80" w:type="dxa"/>
+              <w:start w:w="120" w:type="dxa"/>
+              <w:end w:w="120" w:type="dxa"/>
+            </w:tcMar>
+          </w:tcPr>
+          <w:p>
+            <w:pPr>
+              <w:spacing w:after="40" w:line="264" w:lineRule="auto"/>
+            </w:pPr>
+            <w:r>
+              <w:rPr>
+                <w:rFonts w:ascii="Calibri" w:hAnsi="Calibri"/>
+                <w:sz w:val="16"/>
+              </w:rPr>
+              <w:t>Addressed locally</w:t>
+            </w:r>
+          </w:p>
+        </w:tc>
+        <w:tc>
+          <w:tcPr>
+            <w:tcW w:type="dxa" w:w="5760"/>
+            <w:vAlign w:val="center"/>
+            <w:tcMar>
+              <w:top w:w="80" w:type="dxa"/>
+              <w:bottom w:w="80" w:type="dxa"/>
+              <w:start w:w="120" w:type="dxa"/>
+              <w:end w:w="120" w:type="dxa"/>
+            </w:tcMar>
+          </w:tcPr>
+          <w:p>
+            <w:pPr>
+              <w:spacing w:after="40" w:line="264" w:lineRule="auto"/>
+            </w:pPr>
+            <w:r>
+              <w:rPr>
+                <w:rFonts w:ascii="Calibri" w:hAnsi="Calibri"/>
+                <w:sz w:val="16"/>
+              </w:rPr>
+              <w:t>A bounded 16-entry resident fold cache and memory-aware automatic independent-run concurrency reduce full MetRef PLS-LDA from 631.415 to 312.029 seconds and SatImage from 331.781 to 171.675 seconds. Nested fold workers are now suppressed inside independent M lanes. The retained low-p BreastCancerDiagnostic crossover is reported explicitly. Thermally controlled tagged replication and matched CUDA confirmation remain open.</w:t>
+            </w:r>
+          </w:p>
+        </w:tc>
+      </w:tr>
+      <w:tr>
+        <w:trPr>
+          <w:cantSplit/>
+        </w:trPr>
+        <w:tc>
+          <w:tcPr>
+            <w:tcW w:type="dxa" w:w="2592"/>
+            <w:vAlign w:val="center"/>
+            <w:tcMar>
+              <w:top w:w="80" w:type="dxa"/>
+              <w:bottom w:w="80" w:type="dxa"/>
+              <w:start w:w="120" w:type="dxa"/>
+              <w:end w:w="120" w:type="dxa"/>
+            </w:tcMar>
+          </w:tcPr>
+          <w:p>
+            <w:pPr>
+              <w:spacing w:after="40" w:line="264" w:lineRule="auto"/>
+            </w:pPr>
+            <w:r>
+              <w:rPr>
+                <w:rFonts w:ascii="Calibri" w:hAnsi="Calibri"/>
+                <w:sz w:val="16"/>
+              </w:rPr>
+              <w:t>Backend-comparison confounding</w:t>
+            </w:r>
+          </w:p>
+        </w:tc>
+        <w:tc>
+          <w:tcPr>
+            <w:tcW w:type="dxa" w:w="1656"/>
+            <w:vAlign w:val="center"/>
+            <w:tcMar>
+              <w:top w:w="80" w:type="dxa"/>
+              <w:bottom w:w="80" w:type="dxa"/>
+              <w:start w:w="120" w:type="dxa"/>
+              <w:end w:w="120" w:type="dxa"/>
+            </w:tcMar>
+          </w:tcPr>
+          <w:p>
+            <w:pPr>
+              <w:spacing w:after="40" w:line="264" w:lineRule="auto"/>
+            </w:pPr>
+            <w:r>
+              <w:rPr>
+                <w:rFonts w:ascii="Calibri" w:hAnsi="Calibri"/>
+                <w:sz w:val="16"/>
+              </w:rPr>
+              <w:t>Addressed locally</w:t>
+            </w:r>
+          </w:p>
+        </w:tc>
+        <w:tc>
+          <w:tcPr>
+            <w:tcW w:type="dxa" w:w="5760"/>
+            <w:vAlign w:val="center"/>
+            <w:tcMar>
+              <w:top w:w="80" w:type="dxa"/>
+              <w:bottom w:w="80" w:type="dxa"/>
+              <w:start w:w="120" w:type="dxa"/>
+              <w:end w:w="120" w:type="dxa"/>
+            </w:tcMar>
+          </w:tcPr>
+          <w:p>
+            <w:pPr>
+              <w:spacing w:after="40" w:line="264" w:lineRule="auto"/>
+            </w:pPr>
+            <w:r>
+              <w:rPr>
+                <w:rFonts w:ascii="Calibri" w:hAnsi="Calibri"/>
+                <w:sz w:val="16"/>
+              </w:rPr>
+              <w:t>A shared-graph mode now feeds one identical graph to CPU4 and Metal and is reported separately from native end-to-end timing; the tagged CUDA counterpart remains open.</w:t>
+            </w:r>
+          </w:p>
+        </w:tc>
+      </w:tr>
+      <w:tr>
+        <w:trPr>
+          <w:cantSplit/>
+        </w:trPr>
+        <w:tc>
+          <w:tcPr>
+            <w:tcW w:type="dxa" w:w="2592"/>
+            <w:vAlign w:val="center"/>
+            <w:tcMar>
+              <w:top w:w="80" w:type="dxa"/>
+              <w:bottom w:w="80" w:type="dxa"/>
+              <w:start w:w="120" w:type="dxa"/>
+              <w:end w:w="120" w:type="dxa"/>
+            </w:tcMar>
+          </w:tcPr>
+          <w:p>
+            <w:pPr>
+              <w:spacing w:after="40" w:line="264" w:lineRule="auto"/>
+            </w:pPr>
+            <w:r>
+              <w:rPr>
+                <w:rFonts w:ascii="Calibri" w:hAnsi="Calibri"/>
+                <w:sz w:val="16"/>
+              </w:rPr>
+              <w:t>R wrapper stale relinking</w:t>
+            </w:r>
+          </w:p>
+        </w:tc>
+        <w:tc>
+          <w:tcPr>
+            <w:tcW w:type="dxa" w:w="1656"/>
+            <w:vAlign w:val="center"/>
+            <w:tcMar>
+              <w:top w:w="80" w:type="dxa"/>
+              <w:bottom w:w="80" w:type="dxa"/>
+              <w:start w:w="120" w:type="dxa"/>
+              <w:end w:w="120" w:type="dxa"/>
+            </w:tcMar>
+          </w:tcPr>
+          <w:p>
+            <w:pPr>
+              <w:spacing w:after="40" w:line="264" w:lineRule="auto"/>
+            </w:pPr>
+            <w:r>
+              <w:rPr>
+                <w:rFonts w:ascii="Calibri" w:hAnsi="Calibri"/>
+                <w:sz w:val="16"/>
+              </w:rPr>
+              <w:t>Addressed locally</w:t>
+            </w:r>
+          </w:p>
+        </w:tc>
+        <w:tc>
+          <w:tcPr>
+            <w:tcW w:type="dxa" w:w="5760"/>
+            <w:vAlign w:val="center"/>
+            <w:tcMar>
+              <w:top w:w="80" w:type="dxa"/>
+              <w:bottom w:w="80" w:type="dxa"/>
+              <w:start w:w="120" w:type="dxa"/>
+              <w:end w:w="120" w:type="dxa"/>
+            </w:tcMar>
+          </w:tcPr>
+          <w:p>
+            <w:pPr>
+              <w:spacing w:after="40" w:line="264" w:lineRule="auto"/>
+            </w:pPr>
+            <w:r>
+              <w:rPr>
+                <w:rFonts w:ascii="Calibri" w:hAnsi="Calibri"/>
+                <w:sz w:val="16"/>
+              </w:rPr>
+              <w:t>A checksum signature over the selected archive and public headers forces both Rcpp objects and the shared library to rebuild after a core change; unchanged installs remain incremental.</w:t>
+            </w:r>
+          </w:p>
+        </w:tc>
+      </w:tr>
+      <w:tr>
+        <w:trPr>
+          <w:cantSplit/>
+        </w:trPr>
+        <w:tc>
+          <w:tcPr>
+            <w:tcW w:type="dxa" w:w="2592"/>
+            <w:vAlign w:val="center"/>
+            <w:tcMar>
+              <w:top w:w="80" w:type="dxa"/>
+              <w:bottom w:w="80" w:type="dxa"/>
+              <w:start w:w="120" w:type="dxa"/>
+              <w:end w:w="120" w:type="dxa"/>
+            </w:tcMar>
+          </w:tcPr>
+          <w:p>
+            <w:pPr>
+              <w:spacing w:after="40" w:line="264" w:lineRule="auto"/>
+            </w:pPr>
+            <w:r>
+              <w:rPr>
+                <w:rFonts w:ascii="Calibri" w:hAnsi="Calibri"/>
+                <w:sz w:val="16"/>
+              </w:rPr>
+              <w:t>CPU PLS-LDA score storage</w:t>
+            </w:r>
+          </w:p>
+        </w:tc>
+        <w:tc>
+          <w:tcPr>
+            <w:tcW w:type="dxa" w:w="1656"/>
+            <w:vAlign w:val="center"/>
+            <w:tcMar>
+              <w:top w:w="80" w:type="dxa"/>
+              <w:bottom w:w="80" w:type="dxa"/>
+              <w:start w:w="120" w:type="dxa"/>
+              <w:end w:w="120" w:type="dxa"/>
+            </w:tcMar>
+          </w:tcPr>
+          <w:p>
+            <w:pPr>
+              <w:spacing w:after="40" w:line="264" w:lineRule="auto"/>
+            </w:pPr>
+            <w:r>
+              <w:rPr>
+                <w:rFonts w:ascii="Calibri" w:hAnsi="Calibri"/>
+                <w:sz w:val="16"/>
+              </w:rPr>
+              <w:t>Addressed locally</w:t>
+            </w:r>
+          </w:p>
+        </w:tc>
+        <w:tc>
+          <w:tcPr>
+            <w:tcW w:type="dxa" w:w="5760"/>
+            <w:vAlign w:val="center"/>
+            <w:tcMar>
+              <w:top w:w="80" w:type="dxa"/>
+              <w:bottom w:w="80" w:type="dxa"/>
+              <w:start w:w="120" w:type="dxa"/>
+              <w:end w:w="120" w:type="dxa"/>
+            </w:tcMar>
+          </w:tcPr>
+          <w:p>
+            <w:pPr>
+              <w:spacing w:after="40" w:line="264" w:lineRule="auto"/>
+            </w:pPr>
+            <w:r>
+              <w:rPr>
+                <w:rFonts w:ascii="Calibri" w:hAnsi="Calibri"/>
+                <w:sz w:val="16"/>
+              </w:rPr>
+              <w:t>The CPU path streams class sums and latent Gram statistics; four-dataset predictions match and the large-n case is faster and smaller.</w:t>
+            </w:r>
+          </w:p>
+        </w:tc>
+      </w:tr>
+      <w:tr>
+        <w:trPr>
+          <w:cantSplit/>
+        </w:trPr>
+        <w:tc>
+          <w:tcPr>
+            <w:tcW w:type="dxa" w:w="2592"/>
+            <w:vAlign w:val="center"/>
+            <w:tcMar>
+              <w:top w:w="80" w:type="dxa"/>
+              <w:bottom w:w="80" w:type="dxa"/>
+              <w:start w:w="120" w:type="dxa"/>
+              <w:end w:w="120" w:type="dxa"/>
+            </w:tcMar>
+          </w:tcPr>
+          <w:p>
+            <w:pPr>
+              <w:spacing w:after="40" w:line="264" w:lineRule="auto"/>
+            </w:pPr>
+            <w:r>
+              <w:rPr>
+                <w:rFonts w:ascii="Calibri" w:hAnsi="Calibri"/>
+                <w:sz w:val="16"/>
+              </w:rPr>
+              <w:t>Metal PLS-LDA score transfers</w:t>
+            </w:r>
+          </w:p>
+        </w:tc>
+        <w:tc>
+          <w:tcPr>
+            <w:tcW w:type="dxa" w:w="1656"/>
+            <w:vAlign w:val="center"/>
+            <w:tcMar>
+              <w:top w:w="80" w:type="dxa"/>
+              <w:bottom w:w="80" w:type="dxa"/>
+              <w:start w:w="120" w:type="dxa"/>
+              <w:end w:w="120" w:type="dxa"/>
+            </w:tcMar>
+          </w:tcPr>
+          <w:p>
+            <w:pPr>
+              <w:spacing w:after="40" w:line="264" w:lineRule="auto"/>
+            </w:pPr>
+            <w:r>
+              <w:rPr>
+                <w:rFonts w:ascii="Calibri" w:hAnsi="Calibri"/>
+                <w:sz w:val="16"/>
+              </w:rPr>
+              <w:t>Addressed locally</w:t>
+            </w:r>
+          </w:p>
+        </w:tc>
+        <w:tc>
+          <w:tcPr>
+            <w:tcW w:type="dxa" w:w="5760"/>
+            <w:vAlign w:val="center"/>
+            <w:tcMar>
+              <w:top w:w="80" w:type="dxa"/>
+              <w:bottom w:w="80" w:type="dxa"/>
+              <w:start w:w="120" w:type="dxa"/>
+              <w:end w:w="120" w:type="dxa"/>
+            </w:tcMar>
+          </w:tcPr>
+          <w:p>
+            <w:pPr>
+              <w:spacing w:after="40" w:line="264" w:lineRule="auto"/>
+            </w:pPr>
+            <w:r>
+              <w:rPr>
+                <w:rFonts w:ascii="Calibri" w:hAnsi="Calibri"/>
+                <w:sz w:val="16"/>
+              </w:rPr>
+              <w:t>Training scores remain device-resident, a label-aware kernel forms class sums, MPS forms T'T, validation scoring is on-device, and five-dataset tests retain the small-data crossover.</w:t>
+            </w:r>
+          </w:p>
+        </w:tc>
+      </w:tr>
+      <w:tr>
+        <w:trPr>
+          <w:cantSplit/>
+        </w:trPr>
+        <w:tc>
+          <w:tcPr>
+            <w:tcW w:type="dxa" w:w="2592"/>
+            <w:vAlign w:val="center"/>
+            <w:tcMar>
+              <w:top w:w="80" w:type="dxa"/>
+              <w:bottom w:w="80" w:type="dxa"/>
+              <w:start w:w="120" w:type="dxa"/>
+              <w:end w:w="120" w:type="dxa"/>
+            </w:tcMar>
+          </w:tcPr>
+          <w:p>
+            <w:pPr>
+              <w:spacing w:after="40" w:line="264" w:lineRule="auto"/>
+            </w:pPr>
+            <w:r>
+              <w:rPr>
+                <w:rFonts w:ascii="Calibri" w:hAnsi="Calibri"/>
+                <w:sz w:val="16"/>
+              </w:rPr>
+              <w:t>Large-sample SIMPLS range</w:t>
+            </w:r>
+          </w:p>
+        </w:tc>
+        <w:tc>
+          <w:tcPr>
+            <w:tcW w:type="dxa" w:w="1656"/>
+            <w:vAlign w:val="center"/>
+            <w:tcMar>
+              <w:top w:w="80" w:type="dxa"/>
+              <w:bottom w:w="80" w:type="dxa"/>
+              <w:start w:w="120" w:type="dxa"/>
+              <w:end w:w="120" w:type="dxa"/>
+            </w:tcMar>
+          </w:tcPr>
+          <w:p>
+            <w:pPr>
+              <w:spacing w:after="40" w:line="264" w:lineRule="auto"/>
+            </w:pPr>
+            <w:r>
+              <w:rPr>
+                <w:rFonts w:ascii="Calibri" w:hAnsi="Calibri"/>
+                <w:sz w:val="16"/>
+              </w:rPr>
+              <w:t>Addressed locally</w:t>
+            </w:r>
+          </w:p>
+        </w:tc>
+        <w:tc>
+          <w:tcPr>
+            <w:tcW w:type="dxa" w:w="5760"/>
+            <w:vAlign w:val="center"/>
+            <w:tcMar>
+              <w:top w:w="80" w:type="dxa"/>
+              <w:bottom w:w="80" w:type="dxa"/>
+              <w:start w:w="120" w:type="dxa"/>
+              <w:end w:w="120" w:type="dxa"/>
+            </w:tcMar>
+          </w:tcPr>
+          <w:p>
+            <w:pPr>
+              <w:spacing w:after="40" w:line="264" w:lineRule="auto"/>
+            </w:pPr>
+            <w:r>
+              <w:rPr>
+                <w:rFonts w:ascii="Calibri" w:hAnsi="Calibri"/>
+                <w:sz w:val="16"/>
+              </w:rPr>
+              <w:t>MNIST70k and a compact overflow regression pass on CPU/Metal; the frozen CUDA confirmation remains open.</w:t>
+            </w:r>
+          </w:p>
+        </w:tc>
+      </w:tr>
+      <w:tr>
+        <w:trPr>
+          <w:cantSplit/>
+        </w:trPr>
+        <w:tc>
+          <w:tcPr>
+            <w:tcW w:type="dxa" w:w="2592"/>
+            <w:vAlign w:val="center"/>
+            <w:tcMar>
+              <w:top w:w="80" w:type="dxa"/>
+              <w:bottom w:w="80" w:type="dxa"/>
+              <w:start w:w="120" w:type="dxa"/>
+              <w:end w:w="120" w:type="dxa"/>
+            </w:tcMar>
+          </w:tcPr>
+          <w:p>
+            <w:pPr>
+              <w:spacing w:after="40" w:line="264" w:lineRule="auto"/>
+            </w:pPr>
+            <w:r>
+              <w:rPr>
+                <w:rFonts w:ascii="Calibri" w:hAnsi="Calibri"/>
+                <w:sz w:val="16"/>
+              </w:rPr>
+              <w:t>Full-cycle local wrapper evidence</w:t>
+            </w:r>
+          </w:p>
+        </w:tc>
+        <w:tc>
+          <w:tcPr>
+            <w:tcW w:type="dxa" w:w="1656"/>
+            <w:vAlign w:val="center"/>
+            <w:tcMar>
+              <w:top w:w="80" w:type="dxa"/>
+              <w:bottom w:w="80" w:type="dxa"/>
+              <w:start w:w="120" w:type="dxa"/>
+              <w:end w:w="120" w:type="dxa"/>
+            </w:tcMar>
+          </w:tcPr>
+          <w:p>
+            <w:pPr>
+              <w:spacing w:after="40" w:line="264" w:lineRule="auto"/>
+            </w:pPr>
+            <w:r>
+              <w:rPr>
+                <w:rFonts w:ascii="Calibri" w:hAnsi="Calibri"/>
+                <w:sz w:val="16"/>
+              </w:rPr>
+              <w:t>Addressed locally</w:t>
+            </w:r>
+          </w:p>
+        </w:tc>
+        <w:tc>
+          <w:tcPr>
+            <w:tcW w:type="dxa" w:w="5760"/>
+            <w:vAlign w:val="center"/>
+            <w:tcMar>
+              <w:top w:w="80" w:type="dxa"/>
+              <w:bottom w:w="80" w:type="dxa"/>
+              <w:start w:w="120" w:type="dxa"/>
+              <w:end w:w="120" w:type="dxa"/>
+            </w:tcMar>
+          </w:tcPr>
+          <w:p>
+            <w:pPr>
+              <w:spacing w:after="40" w:line="264" w:lineRule="auto"/>
+            </w:pPr>
+            <w:r>
+              <w:rPr>
+                <w:rFonts w:ascii="Calibri" w:hAnsi="Calibri"/>
+                <w:sz w:val="16"/>
+              </w:rPr>
+              <w:t>R CMD check passed with no errors or warnings and one new-submission NOTE; an installed-core Python wheel passed eight CPU/physical-Metal tests; full MetRef, USPS, ImageSegmentation, PageBlocks, PenDigits, SatImage, and paired COIL20 controls are retained. Landmark timing is exposed separately.</w:t>
+            </w:r>
+          </w:p>
+        </w:tc>
+      </w:tr>
+    </w:tbl>
     <w:p>
       <w:pPr>
         <w:pStyle w:val="Heading1"/>
@@ -98,7 +1486,7 @@
         <w:rPr>
           <w:rFonts w:ascii="Calibri" w:hAnsi="Calibri"/>
         </w:rPr>
-        <w:t>Current-release end-to-end evidence is too narrow for the breadth of the CPU/CUDA/Metal claims. The matched full KODAMA M=100, Tcycle=100 result is presently MetRef only, while broader rows combine kernel tests, earlier runs, or different hardware. Rerun a predeclared multi-dataset matrix from the tagged release, preserve repeated wall-time and memory distributions, and report failures and unfavorable quality results unchanged.</w:t>
+        <w:t>The new HPC archive is broad, but its KODAMA run manifests record git_commit as NA. Therefore the central 11-dataset result cannot yet be tied unambiguously to the reviewed source. Reproduce or formally identify these runs from a tagged core and wrapper commit, archive the benchmark configuration and hardware record, and preserve the same seed-level CSV files.</w:t>
       </w:r>
     </w:p>
     <w:p>
@@ -114,7 +1502,39 @@
         <w:rPr>
           <w:rFonts w:ascii="Calibri" w:hAnsi="Calibri"/>
         </w:rPr>
-        <w:t>CPU source coverage of 63.58% by line and 57.03% by branch is well below the MLOSS expectation of coverage close to 100%. Add tests for proposal and acceptance state transitions, degeneracy guards, graph transforms, PLS numerical-failure paths, and wrapper error contracts. CUDA is not exercised by public CI; archive hardware logs or add a maintained GPU runner.</w:t>
+        <w:t>The ImageNet panel is useful, but the archived KODAMA render explicitly uses a fixed 250,000-point plotting subset while the retained classic plot does not record the same index vector. Keep the current figure qualitative. In the definitive rerun, save one stratified plotting-index vector and apply it, the same class palette, point size, axis treatment, and rasterization policy to all four layouts.</w:t>
+      </w:r>
+    </w:p>
+    <w:p>
+      <w:pPr>
+        <w:pStyle w:val="ListNumber"/>
+        <w:numPr>
+          <w:ilvl w:val="0"/>
+          <w:numId w:val="10"/>
+        </w:numPr>
+        <w:spacing w:after="80"/>
+      </w:pPr>
+      <w:r>
+        <w:rPr>
+          <w:rFonts w:ascii="Calibri" w:hAnsi="Calibri"/>
+        </w:rPr>
+        <w:t>The all-dataset timing table is preliminary and incomplete: FlowRepository KNN and ImageNet PLS-LDA are absent, and the archive is not tied to a release commit. Complete both cells or report a predeclared resource-limit failure, then provide graph, optimization, projection, correction, visualization, total wall time, host RAM, and device memory from the same tagged benchmark protocol.</w:t>
+      </w:r>
+    </w:p>
+    <w:p>
+      <w:pPr>
+        <w:pStyle w:val="ListNumber"/>
+        <w:numPr>
+          <w:ilvl w:val="0"/>
+          <w:numId w:val="10"/>
+        </w:numPr>
+        <w:spacing w:after="80"/>
+      </w:pPr>
+      <w:r>
+        <w:rPr>
+          <w:rFonts w:ascii="Calibri" w:hAnsi="Calibri"/>
+        </w:rPr>
+        <w:t>CPU source coverage is 80.48% by line and 69.33% by branch, still below the MLOSS expectation of coverage close to 100%. Public binary UMAP, matrix orchestration, invalid-input, unavailable-backend, fixed-seed replay, monotone best-trace, guarded one-class, anti-collapse, shake-recovery, constant-predictor PLS-LDA fallback, and resident-IVF lifecycle/error contracts are now exercised. Graph materialization and matrix/visualization integration are covered on CPU and physical Metal; accelerator implementation branches remain outside the portable denominator. CUDA is not exercised by public CI; archive hardware logs or add a maintained GPU runner.</w:t>
       </w:r>
     </w:p>
     <w:p>
@@ -146,7 +1566,39 @@
         <w:rPr>
           <w:rFonts w:ascii="Calibri" w:hAnsi="Calibri"/>
         </w:rPr>
-        <w:t>The tested Python binding is public only as an embedded source subtree, while the project architecture and submission materials describe independently versioned wrappers. Publish the standalone Python repository before submission, test installation from that public source in a clean environment, and state clearly which wrapper commit belongs to the reviewed core release.</w:t>
+        <w:t>The Python binding is versioned and tested with the reviewed core source. Before submission, archive the exact source release and test installation from that archive in a clean environment.</w:t>
+      </w:r>
+    </w:p>
+    <w:p>
+      <w:pPr>
+        <w:pStyle w:val="ListNumber"/>
+        <w:numPr>
+          <w:ilvl w:val="0"/>
+          <w:numId w:val="10"/>
+        </w:numPr>
+        <w:spacing w:after="80"/>
+      </w:pPr>
+      <w:r>
+        <w:rPr>
+          <w:rFonts w:ascii="Calibri" w:hAnsi="Calibri"/>
+        </w:rPr>
+        <w:t>Raw high-dimensional PLS-LDA is now characterized at kernel level: the COIL20 predictor-width study demonstrates a CPU/Metal crossover and exposed a stale-fold residency bug that is now fixed and regression-tested. Metal also keeps projected scores resident, uses a label-aware class-sum kernel and MPS T'T, and scores validation rows on-device. In the current full protocol, raw COIL20 CPU4 at M=Tcycle=100 exceeded 300 seconds before the first four independent runs completed and is explicitly censored. Complete release-tagged CPU4/CUDA scaling with the newly separated landmark timing, peak memory, and the distinct CUDA cached-Gram versus Metal retained-matrix formulations is still required.</w:t>
+      </w:r>
+    </w:p>
+    <w:p>
+      <w:pPr>
+        <w:pStyle w:val="ListNumber"/>
+        <w:numPr>
+          <w:ilvl w:val="0"/>
+          <w:numId w:val="10"/>
+        </w:numPr>
+        <w:spacing w:after="80"/>
+      </w:pPr>
+      <w:r>
+        <w:rPr>
+          <w:rFonts w:ascii="Calibri" w:hAnsi="Calibri"/>
+        </w:rPr>
+        <w:t>The robust SIMPLS norm fixes a severe local MNIST70k failure and is supported by replicated CPU/Metal results, but it has not been exercised on the frozen CUDA artifact. Run fixed-50-component MNIST70k PLSLDACV and the compact overflow regression on tagged CUDA, record selected components and predictions, and retain any bounded float32 difference rather than assuming cross-backend parity.</w:t>
       </w:r>
     </w:p>
     <w:p>
@@ -155,22 +1607,6 @@
       </w:pPr>
       <w:r>
         <w:t>Minor Comments</w:t>
-      </w:r>
-    </w:p>
-    <w:p>
-      <w:pPr>
-        <w:pStyle w:val="ListNumber"/>
-        <w:numPr>
-          <w:ilvl w:val="0"/>
-          <w:numId w:val="11"/>
-        </w:numPr>
-        <w:spacing w:after="80"/>
-      </w:pPr>
-      <w:r>
-        <w:rPr>
-          <w:rFonts w:ascii="Calibri" w:hAnsi="Calibri"/>
-        </w:rPr>
-        <w:t>Explain timing boundaries, warm-up, synchronization, data-transfer inclusion, thread counts, and hardware beside the unusually large 425x Metal KNNCV result. The supplement contains much of this context, but the evidence table should point to one reproducible record.</w:t>
       </w:r>
     </w:p>
     <w:p>
@@ -202,7 +1638,7 @@
         <w:rPr>
           <w:rFonts w:ascii="Calibri" w:hAnsi="Calibri"/>
         </w:rPr>
-        <w:t>Keep the current-CRAN comparison explicitly labeled as a short end-to-end systems check. KODAMA 3.3 automatically chooses its PLS route and is not classifier- or trajectory-parity with kodama-cpp PLS-LDA. The full M=100/Tcycle=100 legacy and sensitivity evidence should remain separate.</w:t>
+        <w:t>Use KODAMA R 2.4.1/2.4 as the only predecessor timing baseline. Keep the comparison classifier-matched where possible, use M=100/Tcycle=100, and state explicitly that revised proposal dynamics prevent trajectory-level parity.</w:t>
       </w:r>
     </w:p>
     <w:p>
@@ -218,7 +1654,7 @@
         <w:rPr>
           <w:rFonts w:ascii="Calibri" w:hAnsi="Calibri"/>
         </w:rPr>
-        <w:t>Document the native CUDA graph-builder limit k &lt;= 256 prominently. Current CRAN couples a large landmark request to k=500 on MetRef, so an exactly matched CUDA row is correctly omitted rather than produced with a silent parameter change.</w:t>
+        <w:t>Document the native CUDA graph-builder limit k &lt;= 256 prominently and report unsupported requested graph sizes as missing rather than silently truncating them.</w:t>
       </w:r>
     </w:p>
     <w:p>
@@ -234,7 +1670,23 @@
         <w:rPr>
           <w:rFonts w:ascii="Calibri" w:hAnsi="Calibri"/>
         </w:rPr>
-        <w:t>Retain the explicit distinction between internal CV accuracy, the search score, and external-label diagnostics. The current paper handles this well and should not be simplified into a claim that maximizing CV accuracy necessarily recovers reference classes.</w:t>
+        <w:t>Retain the explicit distinction between internal CV accuracy, the search score, and external-label diagnostics. The new visualization table makes the non-equivalence especially clear and should not be simplified into a claim that maximizing CV accuracy necessarily recovers reference classes.</w:t>
+      </w:r>
+    </w:p>
+    <w:p>
+      <w:pPr>
+        <w:pStyle w:val="ListNumber"/>
+        <w:numPr>
+          <w:ilvl w:val="0"/>
+          <w:numId w:val="11"/>
+        </w:numPr>
+        <w:spacing w:after="80"/>
+      </w:pPr>
+      <w:r>
+        <w:rPr>
+          <w:rFonts w:ascii="Calibri" w:hAnsi="Calibri"/>
+        </w:rPr>
+        <w:t>Clarify that classic rows are full fastEmbedR package calls whereas KODAMA rows use the library's pinned standalone embedding port on a corrected graph. The mathematical lineage and parameters are matched, but the software-call boundaries and total runtimes are intentionally different.</w:t>
       </w:r>
     </w:p>
     <w:p>
@@ -251,6 +1703,54 @@
           <w:rFonts w:ascii="Calibri" w:hAnsi="Calibri"/>
         </w:rPr>
         <w:t>Keep the four-page paper self-contained while treating the long technical document as a supplement. The present layout now satisfies the four-description-page limit, with references beginning on page 5.</w:t>
+      </w:r>
+    </w:p>
+    <w:p>
+      <w:pPr>
+        <w:pStyle w:val="ListNumber"/>
+        <w:numPr>
+          <w:ilvl w:val="0"/>
+          <w:numId w:val="11"/>
+        </w:numPr>
+        <w:spacing w:after="80"/>
+      </w:pPr>
+      <w:r>
+        <w:rPr>
+          <w:rFonts w:ascii="Calibri" w:hAnsi="Calibri"/>
+        </w:rPr>
+        <w:t>The current technical supplement is comprehensive but long. Remove duplicated narrative, retain auditable implementation details and complete tables, and move operational logs into the release archive.</w:t>
+      </w:r>
+    </w:p>
+    <w:p>
+      <w:pPr>
+        <w:pStyle w:val="ListNumber"/>
+        <w:numPr>
+          <w:ilvl w:val="0"/>
+          <w:numId w:val="11"/>
+        </w:numPr>
+        <w:spacing w:after="80"/>
+      </w:pPr>
+      <w:r>
+        <w:rPr>
+          <w:rFonts w:ascii="Calibri" w:hAnsi="Calibri"/>
+        </w:rPr>
+        <w:t>The inherited CUDA helper symbols and environment controls now use KODAMA-owned prefixes and a source/link audit prevents regression. Close the remaining accelerator-specific part by inspecting the tagged CUDA symbol table and loading kodama-cpp beside fastEmbedR in one process.</w:t>
+      </w:r>
+    </w:p>
+    <w:p>
+      <w:pPr>
+        <w:pStyle w:val="ListNumber"/>
+        <w:numPr>
+          <w:ilvl w:val="0"/>
+          <w:numId w:val="11"/>
+        </w:numPr>
+        <w:spacing w:after="80"/>
+      </w:pPr>
+      <w:r>
+        <w:rPr>
+          <w:rFonts w:ascii="Calibri" w:hAnsi="Calibri"/>
+        </w:rPr>
+        <w:t>Keep KODAMA R 2.4.1/2.4 as the sole predecessor. The retained 16 July table and a later 6 August diagnostic have different single-run timings; identify the final tagged protocol unambiguously and report replicated within-host medians rather than combining or selecting between those preliminary rows.</w:t>
       </w:r>
     </w:p>
     <w:p>
@@ -330,7 +1830,19 @@
         <w:rPr>
           <w:rFonts w:ascii="Calibri" w:hAnsi="Calibri"/>
         </w:rPr>
-        <w:t>The manuscript retains unfavorable datasets and states that KODAMA correction is classifier- and dataset-dependent.</w:t>
+        <w:t>The manuscript retains unfavorable datasets and now quantifies that KODAMA correction is classifier-, embedding-, and dataset-dependent.</w:t>
+      </w:r>
+    </w:p>
+    <w:p>
+      <w:pPr>
+        <w:pStyle w:val="ListBullet"/>
+        <w:spacing w:after="80"/>
+      </w:pPr>
+      <w:r>
+        <w:rPr>
+          <w:rFonts w:ascii="Calibri" w:hAnsi="Calibri"/>
+        </w:rPr>
+        <w:t>The paired HPC analysis spans image, cytometry, metabolomics, and single-cell representations and avoids using unmatched runs in comparative summaries.</w:t>
       </w:r>
     </w:p>
     <w:p>
@@ -343,12 +1855,17 @@
     </w:p>
     <w:p>
       <w:r>
-        <w:t>Recommendation: Major Revision. The software is suitable in scope and technically promising for JMLR MLOSS, and the four-page description is now clear and reproducible. However, the reviewed artifact is not yet frozen, coverage is substantially below the track's stated expectation, public CUDA evidence and current-release end-to-end validation remain incomplete, and active adoption of the new library has not yet been demonstrated.</w:t>
+        <w:t>Recommendation: Major Revision. The software is suitable in scope and technically promising for JMLR MLOSS, and the four-page description now contains a substantive multi-dataset result. However, the reviewed artifact is not yet frozen, the new HPC runs lack a recorded git commit, ImageNet plotting indices are not yet matched across all four panels, the timing matrix has two missing cells, coverage remains substantially below the track's stated expectation, active adoption of the new library has not yet been demonstrated, complete high-dimensional PLS-LDA pipeline scaling is not yet characterized, the CUDA scheduler and robust-norm experiments remain outstanding. The earlier statistical-interpretation concern is now adequately addressed for an exploratory study.</w:t>
       </w:r>
     </w:p>
     <w:p>
       <w:r>
-        <w:t>I would encourage resubmission after these software-release and evidence issues are addressed. I do not request a new KODAMA objective or an algorithmic redesign: the principal work is to freeze and test the release, strengthen coverage and accelerator auditability, publish the Python wrapper, and establish independent usage evidence.</w:t>
+        <w:t>The full MetRef, USPS, ImageSegmentation, PageBlocks, PenDigits, and SatImage results, plus paired COIL20 KNN and censored raw PLS-LDA, do not change this recommendation. They close a useful local full-cycle gap, but also demonstrate that native Metal availability is not a universal acceleration claim: Metal can accelerate KNN while CPU4 is faster for complete PLS-LDA in several matrix regimes. The main text and supplement must preserve this classifier- and workload-specific interpretation. PenDigits, COIL20, and SatImage further show that high internal CV accuracy can coexist with a degraded final visualization.</w:t>
+      </w:r>
+    </w:p>
+    <w:p>
+      <w:r>
+        <w:t>I would encourage resubmission after these software-release and evidence issues are addressed. I do not request a new KODAMA objective or an algorithmic redesign: the principal work is to freeze and test the release, bind the HPC archive to that release, strengthen coverage and accelerator auditability, archive and test the bundled Python wrapper, and establish independent usage evidence.</w:t>
       </w:r>
     </w:p>
     <w:sectPr>
